--- a/informe.docx
+++ b/informe.docx
@@ -240,6 +240,16 @@
         </w:rPr>
         <w:t xml:space="preserve">Pablo Toledo – </w:t>
       </w:r>
+      <w:r>
+        <w:rPr>
+          <w:rFonts w:ascii="Times New Roman" w:eastAsia="Times New Roman" w:hAnsi="Times New Roman" w:cs="Times New Roman"/>
+          <w:color w:val="000000" w:themeColor="text1"/>
+          <w:sz w:val="24"/>
+          <w:szCs w:val="24"/>
+          <w:lang w:val="es-419"/>
+        </w:rPr>
+        <w:t>24355</w:t>
+      </w:r>
     </w:p>
     <w:p>
       <w:pPr>
@@ -264,6 +274,16 @@
         </w:rPr>
         <w:t>Norman Aguirre –</w:t>
       </w:r>
+      <w:r>
+        <w:rPr>
+          <w:rFonts w:ascii="Times New Roman" w:eastAsia="Times New Roman" w:hAnsi="Times New Roman" w:cs="Times New Roman"/>
+          <w:color w:val="000000" w:themeColor="text1"/>
+          <w:sz w:val="24"/>
+          <w:szCs w:val="24"/>
+          <w:lang w:val="es-419"/>
+        </w:rPr>
+        <w:t xml:space="preserve"> 24479</w:t>
+      </w:r>
     </w:p>
     <w:p>
       <w:pPr>
@@ -325,6 +345,83 @@
     </w:p>
     <w:p>
       <w:pPr>
+        <w:tabs>
+          <w:tab w:val="center" w:pos="4626"/>
+          <w:tab w:val="left" w:pos="6096"/>
+        </w:tabs>
+        <w:spacing w:before="240" w:after="240"/>
+        <w:ind w:right="108"/>
+        <w:rPr>
+          <w:rFonts w:ascii="Times New Roman" w:eastAsia="Times New Roman" w:hAnsi="Times New Roman" w:cs="Times New Roman"/>
+          <w:color w:val="000000" w:themeColor="text1"/>
+          <w:sz w:val="24"/>
+          <w:szCs w:val="24"/>
+          <w:lang w:val="es-GT"/>
+        </w:rPr>
+      </w:pPr>
+      <w:r>
+        <w:rPr>
+          <w:rFonts w:ascii="Times New Roman" w:eastAsia="Times New Roman" w:hAnsi="Times New Roman" w:cs="Times New Roman"/>
+          <w:color w:val="000000" w:themeColor="text1"/>
+          <w:sz w:val="24"/>
+          <w:szCs w:val="24"/>
+          <w:lang w:val="es-GT"/>
+        </w:rPr>
+        <w:tab/>
+      </w:r>
+      <w:r>
+        <w:rPr>
+          <w:rFonts w:ascii="Times New Roman" w:eastAsia="Times New Roman" w:hAnsi="Times New Roman" w:cs="Times New Roman"/>
+          <w:color w:val="000000" w:themeColor="text1"/>
+          <w:sz w:val="24"/>
+          <w:szCs w:val="24"/>
+          <w:lang w:val="es-GT"/>
+        </w:rPr>
+        <w:t>Juan P</w:t>
+      </w:r>
+      <w:r>
+        <w:rPr>
+          <w:rFonts w:ascii="Times New Roman" w:eastAsia="Times New Roman" w:hAnsi="Times New Roman" w:cs="Times New Roman"/>
+          <w:color w:val="000000" w:themeColor="text1"/>
+          <w:sz w:val="24"/>
+          <w:szCs w:val="24"/>
+          <w:lang w:val="es-GT"/>
+        </w:rPr>
+        <w:t>a</w:t>
+      </w:r>
+      <w:r>
+        <w:rPr>
+          <w:rFonts w:ascii="Times New Roman" w:eastAsia="Times New Roman" w:hAnsi="Times New Roman" w:cs="Times New Roman"/>
+          <w:color w:val="000000" w:themeColor="text1"/>
+          <w:sz w:val="24"/>
+          <w:szCs w:val="24"/>
+          <w:lang w:val="es-GT"/>
+        </w:rPr>
+        <w:t>blo Sal</w:t>
+      </w:r>
+      <w:r>
+        <w:rPr>
+          <w:rFonts w:ascii="Times New Roman" w:eastAsia="Times New Roman" w:hAnsi="Times New Roman" w:cs="Times New Roman"/>
+          <w:color w:val="000000" w:themeColor="text1"/>
+          <w:sz w:val="24"/>
+          <w:szCs w:val="24"/>
+          <w:lang w:val="es-GT"/>
+        </w:rPr>
+        <w:t xml:space="preserve">guero </w:t>
+      </w:r>
+      <w:r>
+        <w:rPr>
+          <w:rFonts w:ascii="Times New Roman" w:eastAsia="Times New Roman" w:hAnsi="Times New Roman" w:cs="Times New Roman"/>
+          <w:color w:val="000000" w:themeColor="text1"/>
+          <w:sz w:val="24"/>
+          <w:szCs w:val="24"/>
+          <w:lang w:val="es-GT"/>
+        </w:rPr>
+        <w:t>– 24374</w:t>
+      </w:r>
+    </w:p>
+    <w:p>
+      <w:pPr>
         <w:spacing w:before="240" w:after="240"/>
         <w:ind w:right="108"/>
         <w:jc w:val="center"/>
@@ -336,56 +433,6 @@
           <w:lang w:val="es-GT"/>
         </w:rPr>
       </w:pPr>
-      <w:r>
-        <w:rPr>
-          <w:rFonts w:ascii="Times New Roman" w:eastAsia="Times New Roman" w:hAnsi="Times New Roman" w:cs="Times New Roman"/>
-          <w:color w:val="000000" w:themeColor="text1"/>
-          <w:sz w:val="24"/>
-          <w:szCs w:val="24"/>
-          <w:lang w:val="es-GT"/>
-        </w:rPr>
-        <w:t>Juan P</w:t>
-      </w:r>
-      <w:r>
-        <w:rPr>
-          <w:rFonts w:ascii="Times New Roman" w:eastAsia="Times New Roman" w:hAnsi="Times New Roman" w:cs="Times New Roman"/>
-          <w:color w:val="000000" w:themeColor="text1"/>
-          <w:sz w:val="24"/>
-          <w:szCs w:val="24"/>
-          <w:lang w:val="es-GT"/>
-        </w:rPr>
-        <w:t>a</w:t>
-      </w:r>
-      <w:r>
-        <w:rPr>
-          <w:rFonts w:ascii="Times New Roman" w:eastAsia="Times New Roman" w:hAnsi="Times New Roman" w:cs="Times New Roman"/>
-          <w:color w:val="000000" w:themeColor="text1"/>
-          <w:sz w:val="24"/>
-          <w:szCs w:val="24"/>
-          <w:lang w:val="es-GT"/>
-        </w:rPr>
-        <w:t>blo Sal</w:t>
-      </w:r>
-      <w:r>
-        <w:rPr>
-          <w:rFonts w:ascii="Times New Roman" w:eastAsia="Times New Roman" w:hAnsi="Times New Roman" w:cs="Times New Roman"/>
-          <w:color w:val="000000" w:themeColor="text1"/>
-          <w:sz w:val="24"/>
-          <w:szCs w:val="24"/>
-          <w:lang w:val="es-GT"/>
-        </w:rPr>
-        <w:t xml:space="preserve">guero </w:t>
-      </w:r>
-      <w:r>
-        <w:rPr>
-          <w:rFonts w:ascii="Times New Roman" w:eastAsia="Times New Roman" w:hAnsi="Times New Roman" w:cs="Times New Roman"/>
-          <w:color w:val="000000" w:themeColor="text1"/>
-          <w:sz w:val="24"/>
-          <w:szCs w:val="24"/>
-          <w:lang w:val="es-GT"/>
-        </w:rPr>
-        <w:t>–</w:t>
-      </w:r>
     </w:p>
     <w:p>
       <w:pPr>
@@ -403,20 +450,6 @@
     </w:p>
     <w:p>
       <w:pPr>
-        <w:spacing w:before="240" w:after="240"/>
-        <w:ind w:right="108"/>
-        <w:jc w:val="center"/>
-        <w:rPr>
-          <w:rFonts w:ascii="Times New Roman" w:eastAsia="Times New Roman" w:hAnsi="Times New Roman" w:cs="Times New Roman"/>
-          <w:color w:val="000000" w:themeColor="text1"/>
-          <w:sz w:val="24"/>
-          <w:szCs w:val="24"/>
-          <w:lang w:val="es-GT"/>
-        </w:rPr>
-      </w:pPr>
-    </w:p>
-    <w:p>
-      <w:pPr>
         <w:spacing w:before="660" w:after="240"/>
         <w:ind w:right="108"/>
         <w:jc w:val="center"/>
@@ -465,15 +498,15 @@
     </w:p>
     <w:p>
       <w:pPr>
-        <w:pStyle w:val="Heading1"/>
-        <w:rPr>
-          <w:lang w:val="es-GT"/>
-        </w:rPr>
-      </w:pPr>
-    </w:p>
-    <w:p>
-      <w:pPr>
-        <w:pStyle w:val="Heading1"/>
+        <w:pStyle w:val="Ttulo1"/>
+        <w:rPr>
+          <w:lang w:val="es-GT"/>
+        </w:rPr>
+      </w:pPr>
+    </w:p>
+    <w:p>
+      <w:pPr>
+        <w:pStyle w:val="Ttulo1"/>
         <w:jc w:val="center"/>
         <w:rPr>
           <w:rFonts w:ascii="Times New Roman" w:hAnsi="Times New Roman" w:cs="Times New Roman"/>
@@ -537,7 +570,7 @@
     </w:p>
     <w:p>
       <w:pPr>
-        <w:pStyle w:val="Heading2"/>
+        <w:pStyle w:val="Ttulo2"/>
         <w:rPr>
           <w:rFonts w:ascii="Times New Roman" w:hAnsi="Times New Roman" w:cs="Times New Roman"/>
           <w:sz w:val="24"/>
@@ -567,7 +600,7 @@
     </w:p>
     <w:p>
       <w:pPr>
-        <w:pStyle w:val="Heading3"/>
+        <w:pStyle w:val="Ttulo3"/>
         <w:rPr>
           <w:rFonts w:ascii="Times New Roman" w:hAnsi="Times New Roman" w:cs="Times New Roman"/>
           <w:lang w:val="es-GT"/>
@@ -843,7 +876,7 @@
     </w:p>
     <w:p>
       <w:pPr>
-        <w:pStyle w:val="Heading3"/>
+        <w:pStyle w:val="Ttulo3"/>
         <w:rPr>
           <w:rFonts w:ascii="Times New Roman" w:hAnsi="Times New Roman" w:cs="Times New Roman"/>
           <w:lang w:val="es-GT"/>
@@ -859,7 +892,7 @@
     </w:p>
     <w:p>
       <w:pPr>
-        <w:pStyle w:val="Heading3"/>
+        <w:pStyle w:val="Ttulo3"/>
         <w:rPr>
           <w:rFonts w:ascii="Times New Roman" w:hAnsi="Times New Roman" w:cs="Times New Roman"/>
           <w:lang w:val="es-GT"/>
@@ -1175,7 +1208,7 @@
     </w:p>
     <w:p>
       <w:pPr>
-        <w:pStyle w:val="Heading3"/>
+        <w:pStyle w:val="Ttulo3"/>
         <w:rPr>
           <w:rFonts w:ascii="Times New Roman" w:hAnsi="Times New Roman" w:cs="Times New Roman"/>
           <w:lang w:val="es-GT"/>
@@ -1430,31 +1463,815 @@
     </w:p>
     <w:p>
       <w:pPr>
-        <w:rPr>
-          <w:rFonts w:ascii="Times New Roman" w:hAnsi="Times New Roman" w:cs="Times New Roman"/>
-          <w:sz w:val="24"/>
-          <w:szCs w:val="24"/>
-        </w:rPr>
-      </w:pPr>
-    </w:p>
-    <w:p>
-      <w:pPr>
-        <w:pStyle w:val="Heading2"/>
-        <w:rPr>
-          <w:rFonts w:ascii="Times New Roman" w:hAnsi="Times New Roman" w:cs="Times New Roman"/>
-          <w:sz w:val="24"/>
-          <w:szCs w:val="24"/>
-          <w:lang w:val="es-GT"/>
-        </w:rPr>
-      </w:pPr>
-      <w:r>
-        <w:rPr>
-          <w:rFonts w:ascii="Times New Roman" w:hAnsi="Times New Roman" w:cs="Times New Roman"/>
-          <w:sz w:val="24"/>
-          <w:szCs w:val="24"/>
+        <w:spacing w:after="120"/>
+        <w:rPr>
+          <w:rFonts w:ascii="Times New Roman" w:hAnsi="Times New Roman" w:cs="Times New Roman"/>
+          <w:sz w:val="24"/>
+          <w:szCs w:val="24"/>
+        </w:rPr>
+      </w:pPr>
+    </w:p>
+    <w:p>
+      <w:pPr>
+        <w:pStyle w:val="Ttulo3"/>
+        <w:rPr>
+          <w:rFonts w:ascii="Times New Roman" w:hAnsi="Times New Roman" w:cs="Times New Roman"/>
+          <w:lang w:val="es-GT"/>
+        </w:rPr>
+      </w:pPr>
+      <w:r>
+        <w:rPr>
+          <w:rFonts w:ascii="Times New Roman" w:hAnsi="Times New Roman" w:cs="Times New Roman"/>
           <w:lang w:val="es-GT"/>
         </w:rPr>
         <w:lastRenderedPageBreak/>
+        <w:t xml:space="preserve">KPI 4 — Valor </w:t>
+      </w:r>
+      <w:proofErr w:type="spellStart"/>
+      <w:r>
+        <w:rPr>
+          <w:rFonts w:ascii="Times New Roman" w:hAnsi="Times New Roman" w:cs="Times New Roman"/>
+          <w:lang w:val="es-GT"/>
+        </w:rPr>
+        <w:t>Promedio</w:t>
+      </w:r>
+      <w:proofErr w:type="spellEnd"/>
+      <w:r>
+        <w:rPr>
+          <w:rFonts w:ascii="Times New Roman" w:hAnsi="Times New Roman" w:cs="Times New Roman"/>
+          <w:lang w:val="es-GT"/>
+        </w:rPr>
+        <w:t xml:space="preserve"> </w:t>
+      </w:r>
+      <w:proofErr w:type="spellStart"/>
+      <w:r>
+        <w:rPr>
+          <w:rFonts w:ascii="Times New Roman" w:hAnsi="Times New Roman" w:cs="Times New Roman"/>
+          <w:lang w:val="es-GT"/>
+        </w:rPr>
+        <w:t>por</w:t>
+      </w:r>
+      <w:proofErr w:type="spellEnd"/>
+      <w:r>
+        <w:rPr>
+          <w:rFonts w:ascii="Times New Roman" w:hAnsi="Times New Roman" w:cs="Times New Roman"/>
+          <w:lang w:val="es-GT"/>
+        </w:rPr>
+        <w:t xml:space="preserve"> Venta</w:t>
+      </w:r>
+    </w:p>
+    <w:p>
+      <w:pPr>
+        <w:spacing w:after="120"/>
+        <w:rPr>
+          <w:rFonts w:ascii="Times New Roman" w:hAnsi="Times New Roman" w:cs="Times New Roman"/>
+          <w:sz w:val="24"/>
+          <w:szCs w:val="24"/>
+          <w:lang w:val="es-GT"/>
+        </w:rPr>
+      </w:pPr>
+      <w:r>
+        <w:rPr>
+          <w:rFonts w:ascii="Times New Roman" w:hAnsi="Times New Roman" w:cs="Times New Roman"/>
+          <w:b/>
+          <w:bCs/>
+          <w:sz w:val="24"/>
+          <w:szCs w:val="24"/>
+          <w:lang w:val="es-GT"/>
+        </w:rPr>
+        <w:t>Qué representa:</w:t>
+      </w:r>
+      <w:r>
+        <w:rPr>
+          <w:rFonts w:ascii="Times New Roman" w:hAnsi="Times New Roman" w:cs="Times New Roman"/>
+          <w:sz w:val="24"/>
+          <w:szCs w:val="24"/>
+          <w:lang w:val="es-GT"/>
+        </w:rPr>
+        <w:t xml:space="preserve"> Valor promedio generado por cada pedido completado. Este indicador calcula primero el total de cada venta y luego obtiene el promedio general de todas las ventas completadas.</w:t>
+      </w:r>
+    </w:p>
+    <w:p>
+      <w:pPr>
+        <w:spacing w:after="120"/>
+        <w:rPr>
+          <w:rFonts w:ascii="Times New Roman" w:hAnsi="Times New Roman" w:cs="Times New Roman"/>
+          <w:sz w:val="24"/>
+          <w:szCs w:val="24"/>
+          <w:lang w:val="es-GT"/>
+        </w:rPr>
+      </w:pPr>
+    </w:p>
+    <w:p>
+      <w:pPr>
+        <w:spacing w:after="120"/>
+        <w:rPr>
+          <w:rFonts w:ascii="Times New Roman" w:hAnsi="Times New Roman" w:cs="Times New Roman"/>
+          <w:sz w:val="24"/>
+          <w:szCs w:val="24"/>
+          <w:lang w:val="es-GT"/>
+        </w:rPr>
+      </w:pPr>
+      <w:r>
+        <w:rPr>
+          <w:rFonts w:ascii="Times New Roman" w:hAnsi="Times New Roman" w:cs="Times New Roman"/>
+          <w:b/>
+          <w:bCs/>
+          <w:sz w:val="24"/>
+          <w:szCs w:val="24"/>
+          <w:lang w:val="es-GT"/>
+        </w:rPr>
+        <w:t>Importancia para el área:</w:t>
+      </w:r>
+      <w:r>
+        <w:rPr>
+          <w:rFonts w:ascii="Times New Roman" w:hAnsi="Times New Roman" w:cs="Times New Roman"/>
+          <w:sz w:val="24"/>
+          <w:szCs w:val="24"/>
+          <w:lang w:val="es-GT"/>
+        </w:rPr>
+        <w:t xml:space="preserve"> Permite conocer cuánto ingresa la empresa, en promedio, por cada transacción. Esto ayuda a evaluar si las estrategias comerciales están aumentando el valor de compra de los clientes y no solo la cantidad de ventas.</w:t>
+      </w:r>
+    </w:p>
+    <w:p>
+      <w:pPr>
+        <w:spacing w:after="120"/>
+        <w:rPr>
+          <w:rFonts w:ascii="Times New Roman" w:hAnsi="Times New Roman" w:cs="Times New Roman"/>
+          <w:sz w:val="24"/>
+          <w:szCs w:val="24"/>
+          <w:lang w:val="es-GT"/>
+        </w:rPr>
+      </w:pPr>
+    </w:p>
+    <w:p>
+      <w:pPr>
+        <w:spacing w:after="120"/>
+        <w:rPr>
+          <w:rFonts w:ascii="Times New Roman" w:hAnsi="Times New Roman" w:cs="Times New Roman"/>
+          <w:sz w:val="24"/>
+          <w:szCs w:val="24"/>
+          <w:lang w:val="es-GT"/>
+        </w:rPr>
+      </w:pPr>
+      <w:r>
+        <w:rPr>
+          <w:rFonts w:ascii="Times New Roman" w:hAnsi="Times New Roman" w:cs="Times New Roman"/>
+          <w:b/>
+          <w:bCs/>
+          <w:sz w:val="24"/>
+          <w:szCs w:val="24"/>
+          <w:lang w:val="es-GT"/>
+        </w:rPr>
+        <w:t>Visualización:</w:t>
+      </w:r>
+      <w:r>
+        <w:rPr>
+          <w:rFonts w:ascii="Times New Roman" w:hAnsi="Times New Roman" w:cs="Times New Roman"/>
+          <w:sz w:val="24"/>
+          <w:szCs w:val="24"/>
+          <w:lang w:val="es-GT"/>
+        </w:rPr>
+        <w:t xml:space="preserve"> Big Number — permite visualizar rápidamente un valor promedio clave para medir el rendimiento comercial de cada venta.</w:t>
+      </w:r>
+    </w:p>
+    <w:p>
+      <w:pPr>
+        <w:spacing w:after="120"/>
+        <w:rPr>
+          <w:rFonts w:ascii="Times New Roman" w:hAnsi="Times New Roman" w:cs="Times New Roman"/>
+          <w:sz w:val="24"/>
+          <w:szCs w:val="24"/>
+          <w:lang w:val="es-GT"/>
+        </w:rPr>
+      </w:pPr>
+      <w:r>
+        <w:rPr>
+          <w:rFonts w:ascii="Times New Roman" w:hAnsi="Times New Roman" w:cs="Times New Roman"/>
+          <w:sz w:val="24"/>
+          <w:szCs w:val="24"/>
+          <w:lang w:val="es-GT"/>
+        </w:rPr>
+        <w:drawing>
+          <wp:inline distT="0" distB="0" distL="0" distR="0" wp14:anchorId="1654CD2E" wp14:editId="4CCB2608">
+            <wp:extent cx="5943600" cy="2483485"/>
+            <wp:effectExtent l="0" t="0" r="0" b="0"/>
+            <wp:docPr id="150129377" name="Imagen 1"/>
+            <wp:cNvGraphicFramePr>
+              <a:graphicFrameLocks xmlns:a="http://schemas.openxmlformats.org/drawingml/2006/main" noChangeAspect="1"/>
+            </wp:cNvGraphicFramePr>
+            <a:graphic xmlns:a="http://schemas.openxmlformats.org/drawingml/2006/main">
+              <a:graphicData uri="http://schemas.openxmlformats.org/drawingml/2006/picture">
+                <pic:pic xmlns:pic="http://schemas.openxmlformats.org/drawingml/2006/picture">
+                  <pic:nvPicPr>
+                    <pic:cNvPr id="150129377" name=""/>
+                    <pic:cNvPicPr/>
+                  </pic:nvPicPr>
+                  <pic:blipFill>
+                    <a:blip r:embed="rId14"/>
+                    <a:stretch>
+                      <a:fillRect/>
+                    </a:stretch>
+                  </pic:blipFill>
+                  <pic:spPr>
+                    <a:xfrm>
+                      <a:off x="0" y="0"/>
+                      <a:ext cx="5943600" cy="2483485"/>
+                    </a:xfrm>
+                    <a:prstGeom prst="rect">
+                      <a:avLst/>
+                    </a:prstGeom>
+                  </pic:spPr>
+                </pic:pic>
+              </a:graphicData>
+            </a:graphic>
+          </wp:inline>
+        </w:drawing>
+      </w:r>
+    </w:p>
+    <w:p>
+      <w:pPr>
+        <w:spacing w:after="120"/>
+        <w:rPr>
+          <w:rFonts w:ascii="Times New Roman" w:hAnsi="Times New Roman" w:cs="Times New Roman"/>
+          <w:sz w:val="24"/>
+          <w:szCs w:val="24"/>
+          <w:lang w:val="es-GT"/>
+        </w:rPr>
+      </w:pPr>
+      <w:r>
+        <w:rPr>
+          <w:rFonts w:ascii="Times New Roman" w:hAnsi="Times New Roman" w:cs="Times New Roman"/>
+          <w:sz w:val="24"/>
+          <w:szCs w:val="24"/>
+          <w:lang w:val="es-GT"/>
+        </w:rPr>
+        <w:t>Consulta SQL:</w:t>
+      </w:r>
+    </w:p>
+    <w:p>
+      <w:pPr>
+        <w:spacing w:after="120"/>
+        <w:rPr>
+          <w:rFonts w:ascii="Times New Roman" w:hAnsi="Times New Roman" w:cs="Times New Roman"/>
+          <w:sz w:val="24"/>
+          <w:szCs w:val="24"/>
+          <w:lang w:val="es-GT"/>
+        </w:rPr>
+      </w:pPr>
+      <w:r>
+        <w:rPr>
+          <w:rFonts w:ascii="Times New Roman" w:hAnsi="Times New Roman" w:cs="Times New Roman"/>
+          <w:sz w:val="24"/>
+          <w:szCs w:val="24"/>
+          <w:lang w:val="es-GT"/>
+        </w:rPr>
+        <w:drawing>
+          <wp:inline distT="0" distB="0" distL="0" distR="0" wp14:anchorId="537AC0B8" wp14:editId="3EBFE110">
+            <wp:extent cx="5943600" cy="1541145"/>
+            <wp:effectExtent l="0" t="0" r="0" b="1905"/>
+            <wp:docPr id="1576264737" name="Imagen 1"/>
+            <wp:cNvGraphicFramePr>
+              <a:graphicFrameLocks xmlns:a="http://schemas.openxmlformats.org/drawingml/2006/main" noChangeAspect="1"/>
+            </wp:cNvGraphicFramePr>
+            <a:graphic xmlns:a="http://schemas.openxmlformats.org/drawingml/2006/main">
+              <a:graphicData uri="http://schemas.openxmlformats.org/drawingml/2006/picture">
+                <pic:pic xmlns:pic="http://schemas.openxmlformats.org/drawingml/2006/picture">
+                  <pic:nvPicPr>
+                    <pic:cNvPr id="1576264737" name=""/>
+                    <pic:cNvPicPr/>
+                  </pic:nvPicPr>
+                  <pic:blipFill>
+                    <a:blip r:embed="rId15"/>
+                    <a:stretch>
+                      <a:fillRect/>
+                    </a:stretch>
+                  </pic:blipFill>
+                  <pic:spPr>
+                    <a:xfrm>
+                      <a:off x="0" y="0"/>
+                      <a:ext cx="5943600" cy="1541145"/>
+                    </a:xfrm>
+                    <a:prstGeom prst="rect">
+                      <a:avLst/>
+                    </a:prstGeom>
+                  </pic:spPr>
+                </pic:pic>
+              </a:graphicData>
+            </a:graphic>
+          </wp:inline>
+        </w:drawing>
+      </w:r>
+    </w:p>
+    <w:p>
+      <w:pPr>
+        <w:spacing w:after="120"/>
+        <w:rPr>
+          <w:rFonts w:ascii="Times New Roman" w:hAnsi="Times New Roman" w:cs="Times New Roman"/>
+          <w:b/>
+          <w:bCs/>
+          <w:sz w:val="24"/>
+          <w:szCs w:val="24"/>
+          <w:lang w:val="es-GT"/>
+        </w:rPr>
+      </w:pPr>
+      <w:r>
+        <w:rPr>
+          <w:rFonts w:ascii="Times New Roman" w:hAnsi="Times New Roman" w:cs="Times New Roman"/>
+          <w:b/>
+          <w:bCs/>
+          <w:sz w:val="24"/>
+          <w:szCs w:val="24"/>
+          <w:lang w:val="es-GT"/>
+        </w:rPr>
+        <w:t>KPI 5 — Volumen de Pedidos Mensual</w:t>
+      </w:r>
+    </w:p>
+    <w:p>
+      <w:pPr>
+        <w:spacing w:after="120"/>
+        <w:rPr>
+          <w:rFonts w:ascii="Times New Roman" w:hAnsi="Times New Roman" w:cs="Times New Roman"/>
+          <w:sz w:val="24"/>
+          <w:szCs w:val="24"/>
+          <w:lang w:val="es-GT"/>
+        </w:rPr>
+      </w:pPr>
+      <w:r>
+        <w:rPr>
+          <w:rFonts w:ascii="Times New Roman" w:hAnsi="Times New Roman" w:cs="Times New Roman"/>
+          <w:b/>
+          <w:bCs/>
+          <w:sz w:val="24"/>
+          <w:szCs w:val="24"/>
+          <w:lang w:val="es-GT"/>
+        </w:rPr>
+        <w:t>Qué representa:</w:t>
+      </w:r>
+      <w:r>
+        <w:rPr>
+          <w:rFonts w:ascii="Times New Roman" w:hAnsi="Times New Roman" w:cs="Times New Roman"/>
+          <w:sz w:val="24"/>
+          <w:szCs w:val="24"/>
+          <w:lang w:val="es-GT"/>
+        </w:rPr>
+        <w:t xml:space="preserve"> Cantidad de pedidos completados por cada mes. A diferencia del indicador de ventas por mes, este KPI no mide ingresos, sino el número de transacciones realizadas.</w:t>
+      </w:r>
+    </w:p>
+    <w:p>
+      <w:pPr>
+        <w:spacing w:after="120"/>
+        <w:rPr>
+          <w:rFonts w:ascii="Times New Roman" w:hAnsi="Times New Roman" w:cs="Times New Roman"/>
+          <w:sz w:val="24"/>
+          <w:szCs w:val="24"/>
+          <w:lang w:val="es-GT"/>
+        </w:rPr>
+      </w:pPr>
+      <w:r>
+        <w:rPr>
+          <w:rFonts w:ascii="Times New Roman" w:hAnsi="Times New Roman" w:cs="Times New Roman"/>
+          <w:b/>
+          <w:bCs/>
+          <w:sz w:val="24"/>
+          <w:szCs w:val="24"/>
+          <w:lang w:val="es-GT"/>
+        </w:rPr>
+        <w:t>Importancia para el área:</w:t>
+      </w:r>
+      <w:r>
+        <w:rPr>
+          <w:rFonts w:ascii="Times New Roman" w:hAnsi="Times New Roman" w:cs="Times New Roman"/>
+          <w:sz w:val="24"/>
+          <w:szCs w:val="24"/>
+          <w:lang w:val="es-GT"/>
+        </w:rPr>
+        <w:t xml:space="preserve"> Permite analizar si el movimiento comercial aumenta o disminuye a lo largo del tiempo. También ayuda a interpretar si los ingresos crecen porque hay más pedidos o porque cada venta tiene un valor promedio más alto.</w:t>
+      </w:r>
+    </w:p>
+    <w:p>
+      <w:pPr>
+        <w:spacing w:after="120"/>
+        <w:rPr>
+          <w:rFonts w:ascii="Times New Roman" w:hAnsi="Times New Roman" w:cs="Times New Roman"/>
+          <w:sz w:val="24"/>
+          <w:szCs w:val="24"/>
+          <w:lang w:val="es-GT"/>
+        </w:rPr>
+      </w:pPr>
+      <w:r>
+        <w:rPr>
+          <w:rFonts w:ascii="Times New Roman" w:hAnsi="Times New Roman" w:cs="Times New Roman"/>
+          <w:b/>
+          <w:bCs/>
+          <w:sz w:val="24"/>
+          <w:szCs w:val="24"/>
+          <w:lang w:val="es-GT"/>
+        </w:rPr>
+        <w:lastRenderedPageBreak/>
+        <w:t>Visualización:</w:t>
+      </w:r>
+      <w:r>
+        <w:rPr>
+          <w:rFonts w:ascii="Times New Roman" w:hAnsi="Times New Roman" w:cs="Times New Roman"/>
+          <w:sz w:val="24"/>
+          <w:szCs w:val="24"/>
+          <w:lang w:val="es-GT"/>
+        </w:rPr>
+        <w:t xml:space="preserve"> Line Chart — ideal para observar la evolución mensual del volumen de pedidos e identificar tendencias, aumentos o caídas en la actividad comercial.</w:t>
+      </w:r>
+    </w:p>
+    <w:p>
+      <w:pPr>
+        <w:spacing w:after="120"/>
+        <w:rPr>
+          <w:rFonts w:ascii="Times New Roman" w:hAnsi="Times New Roman" w:cs="Times New Roman"/>
+          <w:sz w:val="24"/>
+          <w:szCs w:val="24"/>
+          <w:lang w:val="es-GT"/>
+        </w:rPr>
+      </w:pPr>
+      <w:r>
+        <w:rPr>
+          <w:rFonts w:ascii="Times New Roman" w:hAnsi="Times New Roman" w:cs="Times New Roman"/>
+          <w:sz w:val="24"/>
+          <w:szCs w:val="24"/>
+          <w:lang w:val="es-GT"/>
+        </w:rPr>
+        <w:drawing>
+          <wp:inline distT="0" distB="0" distL="0" distR="0" wp14:anchorId="59451991" wp14:editId="08BF9B5D">
+            <wp:extent cx="5943600" cy="2456815"/>
+            <wp:effectExtent l="0" t="0" r="0" b="635"/>
+            <wp:docPr id="847429181" name="Imagen 1"/>
+            <wp:cNvGraphicFramePr>
+              <a:graphicFrameLocks xmlns:a="http://schemas.openxmlformats.org/drawingml/2006/main" noChangeAspect="1"/>
+            </wp:cNvGraphicFramePr>
+            <a:graphic xmlns:a="http://schemas.openxmlformats.org/drawingml/2006/main">
+              <a:graphicData uri="http://schemas.openxmlformats.org/drawingml/2006/picture">
+                <pic:pic xmlns:pic="http://schemas.openxmlformats.org/drawingml/2006/picture">
+                  <pic:nvPicPr>
+                    <pic:cNvPr id="847429181" name=""/>
+                    <pic:cNvPicPr/>
+                  </pic:nvPicPr>
+                  <pic:blipFill>
+                    <a:blip r:embed="rId16"/>
+                    <a:stretch>
+                      <a:fillRect/>
+                    </a:stretch>
+                  </pic:blipFill>
+                  <pic:spPr>
+                    <a:xfrm>
+                      <a:off x="0" y="0"/>
+                      <a:ext cx="5943600" cy="2456815"/>
+                    </a:xfrm>
+                    <a:prstGeom prst="rect">
+                      <a:avLst/>
+                    </a:prstGeom>
+                  </pic:spPr>
+                </pic:pic>
+              </a:graphicData>
+            </a:graphic>
+          </wp:inline>
+        </w:drawing>
+      </w:r>
+    </w:p>
+    <w:p>
+      <w:pPr>
+        <w:spacing w:after="120"/>
+        <w:rPr>
+          <w:rFonts w:ascii="Times New Roman" w:hAnsi="Times New Roman" w:cs="Times New Roman"/>
+          <w:sz w:val="24"/>
+          <w:szCs w:val="24"/>
+          <w:lang w:val="es-GT"/>
+        </w:rPr>
+      </w:pPr>
+      <w:r>
+        <w:rPr>
+          <w:rFonts w:ascii="Times New Roman" w:hAnsi="Times New Roman" w:cs="Times New Roman"/>
+          <w:sz w:val="24"/>
+          <w:szCs w:val="24"/>
+          <w:lang w:val="es-GT"/>
+        </w:rPr>
+        <w:t>Consulta SQL:</w:t>
+      </w:r>
+    </w:p>
+    <w:p>
+      <w:pPr>
+        <w:spacing w:after="120"/>
+        <w:rPr>
+          <w:rFonts w:ascii="Times New Roman" w:hAnsi="Times New Roman" w:cs="Times New Roman"/>
+          <w:sz w:val="24"/>
+          <w:szCs w:val="24"/>
+          <w:lang w:val="es-GT"/>
+        </w:rPr>
+      </w:pPr>
+      <w:r>
+        <w:rPr>
+          <w:rFonts w:ascii="Times New Roman" w:hAnsi="Times New Roman" w:cs="Times New Roman"/>
+          <w:sz w:val="24"/>
+          <w:szCs w:val="24"/>
+          <w:lang w:val="es-GT"/>
+        </w:rPr>
+        <w:drawing>
+          <wp:inline distT="0" distB="0" distL="0" distR="0" wp14:anchorId="4E30AABA" wp14:editId="33F74869">
+            <wp:extent cx="5945753" cy="1912620"/>
+            <wp:effectExtent l="0" t="0" r="0" b="0"/>
+            <wp:docPr id="367963740" name="Imagen 1"/>
+            <wp:cNvGraphicFramePr>
+              <a:graphicFrameLocks xmlns:a="http://schemas.openxmlformats.org/drawingml/2006/main" noChangeAspect="1"/>
+            </wp:cNvGraphicFramePr>
+            <a:graphic xmlns:a="http://schemas.openxmlformats.org/drawingml/2006/main">
+              <a:graphicData uri="http://schemas.openxmlformats.org/drawingml/2006/picture">
+                <pic:pic xmlns:pic="http://schemas.openxmlformats.org/drawingml/2006/picture">
+                  <pic:nvPicPr>
+                    <pic:cNvPr id="367963740" name=""/>
+                    <pic:cNvPicPr/>
+                  </pic:nvPicPr>
+                  <pic:blipFill>
+                    <a:blip r:embed="rId17"/>
+                    <a:stretch>
+                      <a:fillRect/>
+                    </a:stretch>
+                  </pic:blipFill>
+                  <pic:spPr>
+                    <a:xfrm>
+                      <a:off x="0" y="0"/>
+                      <a:ext cx="5951134" cy="1914351"/>
+                    </a:xfrm>
+                    <a:prstGeom prst="rect">
+                      <a:avLst/>
+                    </a:prstGeom>
+                  </pic:spPr>
+                </pic:pic>
+              </a:graphicData>
+            </a:graphic>
+          </wp:inline>
+        </w:drawing>
+      </w:r>
+    </w:p>
+    <w:p>
+      <w:pPr>
+        <w:spacing w:after="120"/>
+        <w:rPr>
+          <w:rFonts w:ascii="Times New Roman" w:hAnsi="Times New Roman" w:cs="Times New Roman"/>
+          <w:b/>
+          <w:bCs/>
+          <w:sz w:val="24"/>
+          <w:szCs w:val="24"/>
+          <w:lang w:val="es-GT"/>
+        </w:rPr>
+      </w:pPr>
+      <w:r>
+        <w:rPr>
+          <w:rFonts w:ascii="Times New Roman" w:hAnsi="Times New Roman" w:cs="Times New Roman"/>
+          <w:b/>
+          <w:bCs/>
+          <w:sz w:val="24"/>
+          <w:szCs w:val="24"/>
+          <w:lang w:val="es-GT"/>
+        </w:rPr>
+        <w:t>KPI 6 — Ventas por Categoría de Producto</w:t>
+      </w:r>
+    </w:p>
+    <w:p>
+      <w:pPr>
+        <w:spacing w:after="120"/>
+        <w:rPr>
+          <w:rFonts w:ascii="Times New Roman" w:hAnsi="Times New Roman" w:cs="Times New Roman"/>
+          <w:sz w:val="24"/>
+          <w:szCs w:val="24"/>
+          <w:lang w:val="es-GT"/>
+        </w:rPr>
+      </w:pPr>
+      <w:r>
+        <w:rPr>
+          <w:rFonts w:ascii="Times New Roman" w:hAnsi="Times New Roman" w:cs="Times New Roman"/>
+          <w:b/>
+          <w:bCs/>
+          <w:sz w:val="24"/>
+          <w:szCs w:val="24"/>
+          <w:lang w:val="es-GT"/>
+        </w:rPr>
+        <w:t>Qué representa:</w:t>
+      </w:r>
+      <w:r>
+        <w:rPr>
+          <w:rFonts w:ascii="Times New Roman" w:hAnsi="Times New Roman" w:cs="Times New Roman"/>
+          <w:sz w:val="24"/>
+          <w:szCs w:val="24"/>
+          <w:lang w:val="es-GT"/>
+        </w:rPr>
+        <w:t xml:space="preserve"> Ingresos generados por cada categoría de producto dentro de los pedidos completados.</w:t>
+      </w:r>
+    </w:p>
+    <w:p>
+      <w:pPr>
+        <w:spacing w:after="120"/>
+        <w:rPr>
+          <w:rFonts w:ascii="Times New Roman" w:hAnsi="Times New Roman" w:cs="Times New Roman"/>
+          <w:sz w:val="24"/>
+          <w:szCs w:val="24"/>
+          <w:lang w:val="es-GT"/>
+        </w:rPr>
+      </w:pPr>
+      <w:r>
+        <w:rPr>
+          <w:rFonts w:ascii="Times New Roman" w:hAnsi="Times New Roman" w:cs="Times New Roman"/>
+          <w:b/>
+          <w:bCs/>
+          <w:sz w:val="24"/>
+          <w:szCs w:val="24"/>
+          <w:lang w:val="es-GT"/>
+        </w:rPr>
+        <w:t>Importancia para el área:</w:t>
+      </w:r>
+      <w:r>
+        <w:rPr>
+          <w:rFonts w:ascii="Times New Roman" w:hAnsi="Times New Roman" w:cs="Times New Roman"/>
+          <w:sz w:val="24"/>
+          <w:szCs w:val="24"/>
+          <w:lang w:val="es-GT"/>
+        </w:rPr>
+        <w:t xml:space="preserve"> Permite identificar qué categorías generan más ingresos para la empresa. Esta información ayuda a priorizar inventario, promociones y estrategias comerciales según las categorías con mejor desempeño.</w:t>
+      </w:r>
+    </w:p>
+    <w:p>
+      <w:pPr>
+        <w:spacing w:after="120"/>
+        <w:rPr>
+          <w:rFonts w:ascii="Times New Roman" w:hAnsi="Times New Roman" w:cs="Times New Roman"/>
+          <w:sz w:val="24"/>
+          <w:szCs w:val="24"/>
+          <w:lang w:val="es-GT"/>
+        </w:rPr>
+      </w:pPr>
+      <w:r>
+        <w:rPr>
+          <w:rFonts w:ascii="Times New Roman" w:hAnsi="Times New Roman" w:cs="Times New Roman"/>
+          <w:b/>
+          <w:bCs/>
+          <w:sz w:val="24"/>
+          <w:szCs w:val="24"/>
+          <w:lang w:val="es-GT"/>
+        </w:rPr>
+        <w:t>Visualización:</w:t>
+      </w:r>
+      <w:r>
+        <w:rPr>
+          <w:rFonts w:ascii="Times New Roman" w:hAnsi="Times New Roman" w:cs="Times New Roman"/>
+          <w:sz w:val="24"/>
+          <w:szCs w:val="24"/>
+          <w:lang w:val="es-GT"/>
+        </w:rPr>
+        <w:t xml:space="preserve"> Bar Chart — facilita comparar visualmente el rendimiento de cada categoría de producto y reconocer cuáles aportan más ingresos.</w:t>
+      </w:r>
+    </w:p>
+    <w:p>
+      <w:pPr>
+        <w:spacing w:after="120"/>
+        <w:rPr>
+          <w:rFonts w:ascii="Times New Roman" w:hAnsi="Times New Roman" w:cs="Times New Roman"/>
+          <w:sz w:val="24"/>
+          <w:szCs w:val="24"/>
+          <w:lang w:val="es-GT"/>
+        </w:rPr>
+      </w:pPr>
+      <w:r>
+        <w:rPr>
+          <w:rFonts w:ascii="Times New Roman" w:hAnsi="Times New Roman" w:cs="Times New Roman"/>
+          <w:sz w:val="24"/>
+          <w:szCs w:val="24"/>
+          <w:lang w:val="es-GT"/>
+        </w:rPr>
+        <w:lastRenderedPageBreak/>
+        <w:drawing>
+          <wp:inline distT="0" distB="0" distL="0" distR="0" wp14:anchorId="7EDA3755" wp14:editId="4D41FE19">
+            <wp:extent cx="5943600" cy="2489200"/>
+            <wp:effectExtent l="0" t="0" r="0" b="6350"/>
+            <wp:docPr id="898748200" name="Imagen 1"/>
+            <wp:cNvGraphicFramePr>
+              <a:graphicFrameLocks xmlns:a="http://schemas.openxmlformats.org/drawingml/2006/main" noChangeAspect="1"/>
+            </wp:cNvGraphicFramePr>
+            <a:graphic xmlns:a="http://schemas.openxmlformats.org/drawingml/2006/main">
+              <a:graphicData uri="http://schemas.openxmlformats.org/drawingml/2006/picture">
+                <pic:pic xmlns:pic="http://schemas.openxmlformats.org/drawingml/2006/picture">
+                  <pic:nvPicPr>
+                    <pic:cNvPr id="898748200" name=""/>
+                    <pic:cNvPicPr/>
+                  </pic:nvPicPr>
+                  <pic:blipFill>
+                    <a:blip r:embed="rId18"/>
+                    <a:stretch>
+                      <a:fillRect/>
+                    </a:stretch>
+                  </pic:blipFill>
+                  <pic:spPr>
+                    <a:xfrm>
+                      <a:off x="0" y="0"/>
+                      <a:ext cx="5943600" cy="2489200"/>
+                    </a:xfrm>
+                    <a:prstGeom prst="rect">
+                      <a:avLst/>
+                    </a:prstGeom>
+                  </pic:spPr>
+                </pic:pic>
+              </a:graphicData>
+            </a:graphic>
+          </wp:inline>
+        </w:drawing>
+      </w:r>
+    </w:p>
+    <w:p>
+      <w:pPr>
+        <w:spacing w:after="120"/>
+        <w:rPr>
+          <w:rFonts w:ascii="Times New Roman" w:hAnsi="Times New Roman" w:cs="Times New Roman"/>
+          <w:sz w:val="24"/>
+          <w:szCs w:val="24"/>
+          <w:lang w:val="es-GT"/>
+        </w:rPr>
+      </w:pPr>
+      <w:r>
+        <w:rPr>
+          <w:rFonts w:ascii="Times New Roman" w:hAnsi="Times New Roman" w:cs="Times New Roman"/>
+          <w:sz w:val="24"/>
+          <w:szCs w:val="24"/>
+          <w:lang w:val="es-GT"/>
+        </w:rPr>
+        <w:t>Consulta SQL:</w:t>
+      </w:r>
+    </w:p>
+    <w:p>
+      <w:pPr>
+        <w:spacing w:after="120"/>
+        <w:rPr>
+          <w:rFonts w:ascii="Times New Roman" w:hAnsi="Times New Roman" w:cs="Times New Roman"/>
+          <w:sz w:val="24"/>
+          <w:szCs w:val="24"/>
+          <w:lang w:val="es-GT"/>
+        </w:rPr>
+      </w:pPr>
+      <w:r>
+        <w:rPr>
+          <w:rFonts w:ascii="Times New Roman" w:hAnsi="Times New Roman" w:cs="Times New Roman"/>
+          <w:sz w:val="24"/>
+          <w:szCs w:val="24"/>
+          <w:lang w:val="es-GT"/>
+        </w:rPr>
+        <w:drawing>
+          <wp:inline distT="0" distB="0" distL="0" distR="0" wp14:anchorId="6669CAF9" wp14:editId="57B6F397">
+            <wp:extent cx="5943600" cy="1544320"/>
+            <wp:effectExtent l="0" t="0" r="0" b="0"/>
+            <wp:docPr id="1287273919" name="Imagen 1"/>
+            <wp:cNvGraphicFramePr>
+              <a:graphicFrameLocks xmlns:a="http://schemas.openxmlformats.org/drawingml/2006/main" noChangeAspect="1"/>
+            </wp:cNvGraphicFramePr>
+            <a:graphic xmlns:a="http://schemas.openxmlformats.org/drawingml/2006/main">
+              <a:graphicData uri="http://schemas.openxmlformats.org/drawingml/2006/picture">
+                <pic:pic xmlns:pic="http://schemas.openxmlformats.org/drawingml/2006/picture">
+                  <pic:nvPicPr>
+                    <pic:cNvPr id="1287273919" name=""/>
+                    <pic:cNvPicPr/>
+                  </pic:nvPicPr>
+                  <pic:blipFill>
+                    <a:blip r:embed="rId19"/>
+                    <a:stretch>
+                      <a:fillRect/>
+                    </a:stretch>
+                  </pic:blipFill>
+                  <pic:spPr>
+                    <a:xfrm>
+                      <a:off x="0" y="0"/>
+                      <a:ext cx="5943600" cy="1544320"/>
+                    </a:xfrm>
+                    <a:prstGeom prst="rect">
+                      <a:avLst/>
+                    </a:prstGeom>
+                  </pic:spPr>
+                </pic:pic>
+              </a:graphicData>
+            </a:graphic>
+          </wp:inline>
+        </w:drawing>
+      </w:r>
+    </w:p>
+    <w:p>
+      <w:pPr>
+        <w:pStyle w:val="Ttulo2"/>
+        <w:rPr>
+          <w:rFonts w:ascii="Times New Roman" w:hAnsi="Times New Roman" w:cs="Times New Roman"/>
+          <w:sz w:val="24"/>
+          <w:szCs w:val="24"/>
+          <w:lang w:val="es-GT"/>
+        </w:rPr>
+      </w:pPr>
+      <w:r>
+        <w:rPr>
+          <w:rFonts w:ascii="Times New Roman" w:hAnsi="Times New Roman" w:cs="Times New Roman"/>
+          <w:sz w:val="24"/>
+          <w:szCs w:val="24"/>
+          <w:lang w:val="es-GT"/>
+        </w:rPr>
         <w:t>Tab 2 — Análisis de Clientes y Canales</w:t>
       </w:r>
     </w:p>
@@ -1470,7 +2287,7 @@
     </w:p>
     <w:p>
       <w:pPr>
-        <w:pStyle w:val="Heading3"/>
+        <w:pStyle w:val="Ttulo3"/>
         <w:rPr>
           <w:rFonts w:ascii="Times New Roman" w:hAnsi="Times New Roman" w:cs="Times New Roman"/>
           <w:lang w:val="es-GT"/>
@@ -1629,7 +2446,7 @@
                     </pic:cNvPicPr>
                   </pic:nvPicPr>
                   <pic:blipFill>
-                    <a:blip r:embed="rId14">
+                    <a:blip r:embed="rId20">
                       <a:extLst>
                         <a:ext uri="{28A0092B-C50C-407E-A947-70E740481C1C}">
                           <a14:useLocalDpi xmlns:a14="http://schemas.microsoft.com/office/drawing/2010/main" val="0"/>
@@ -1678,12 +2495,13 @@
           <w:szCs w:val="24"/>
           <w:lang w:val="es-GT"/>
         </w:rPr>
+        <w:lastRenderedPageBreak/>
         <w:t>Consulta SQL:</w:t>
       </w:r>
     </w:p>
     <w:p>
       <w:pPr>
-        <w:pStyle w:val="Heading3"/>
+        <w:pStyle w:val="Ttulo3"/>
         <w:rPr>
           <w:rFonts w:ascii="Times New Roman" w:hAnsi="Times New Roman" w:cs="Times New Roman"/>
           <w:lang w:val="es-GT"/>
@@ -1711,7 +2529,7 @@
                     <pic:cNvPicPr/>
                   </pic:nvPicPr>
                   <pic:blipFill>
-                    <a:blip r:embed="rId15"/>
+                    <a:blip r:embed="rId21"/>
                     <a:stretch>
                       <a:fillRect/>
                     </a:stretch>
@@ -1734,81 +2552,80 @@
     </w:p>
     <w:p>
       <w:pPr>
-        <w:pStyle w:val="Heading3"/>
-        <w:rPr>
-          <w:rFonts w:ascii="Times New Roman" w:hAnsi="Times New Roman" w:cs="Times New Roman"/>
-          <w:lang w:val="es-GT"/>
-        </w:rPr>
-      </w:pPr>
-    </w:p>
-    <w:p>
-      <w:pPr>
-        <w:pStyle w:val="Heading3"/>
-        <w:rPr>
-          <w:rFonts w:ascii="Times New Roman" w:hAnsi="Times New Roman" w:cs="Times New Roman"/>
-          <w:lang w:val="es-GT"/>
-        </w:rPr>
-      </w:pPr>
-    </w:p>
-    <w:p>
-      <w:pPr>
-        <w:pStyle w:val="Heading3"/>
-        <w:rPr>
-          <w:rFonts w:ascii="Times New Roman" w:hAnsi="Times New Roman" w:cs="Times New Roman"/>
-          <w:lang w:val="es-GT"/>
-        </w:rPr>
-      </w:pPr>
-    </w:p>
-    <w:p>
-      <w:pPr>
-        <w:pStyle w:val="Heading3"/>
-        <w:rPr>
-          <w:rFonts w:ascii="Times New Roman" w:hAnsi="Times New Roman" w:cs="Times New Roman"/>
-          <w:lang w:val="es-GT"/>
-        </w:rPr>
-      </w:pPr>
-    </w:p>
-    <w:p>
-      <w:pPr>
-        <w:pStyle w:val="Heading3"/>
-        <w:rPr>
-          <w:rFonts w:ascii="Times New Roman" w:hAnsi="Times New Roman" w:cs="Times New Roman"/>
-          <w:lang w:val="es-GT"/>
-        </w:rPr>
-      </w:pPr>
-    </w:p>
-    <w:p>
-      <w:pPr>
-        <w:pStyle w:val="Heading3"/>
-        <w:rPr>
-          <w:rFonts w:ascii="Times New Roman" w:hAnsi="Times New Roman" w:cs="Times New Roman"/>
-          <w:lang w:val="es-GT"/>
-        </w:rPr>
-      </w:pPr>
-    </w:p>
-    <w:p>
-      <w:pPr>
-        <w:pStyle w:val="Heading3"/>
-        <w:rPr>
-          <w:rFonts w:ascii="Times New Roman" w:hAnsi="Times New Roman" w:cs="Times New Roman"/>
-          <w:lang w:val="es-GT"/>
-        </w:rPr>
-      </w:pPr>
-    </w:p>
-    <w:p>
-      <w:pPr>
-        <w:pStyle w:val="Heading3"/>
-        <w:rPr>
-          <w:rFonts w:ascii="Times New Roman" w:hAnsi="Times New Roman" w:cs="Times New Roman"/>
-          <w:lang w:val="es-GT"/>
-        </w:rPr>
-      </w:pPr>
-      <w:r>
-        <w:rPr>
-          <w:rFonts w:ascii="Times New Roman" w:hAnsi="Times New Roman" w:cs="Times New Roman"/>
-          <w:lang w:val="es-GT"/>
-        </w:rPr>
-        <w:lastRenderedPageBreak/>
+        <w:pStyle w:val="Ttulo3"/>
+        <w:rPr>
+          <w:rFonts w:ascii="Times New Roman" w:hAnsi="Times New Roman" w:cs="Times New Roman"/>
+          <w:lang w:val="es-GT"/>
+        </w:rPr>
+      </w:pPr>
+    </w:p>
+    <w:p>
+      <w:pPr>
+        <w:pStyle w:val="Ttulo3"/>
+        <w:rPr>
+          <w:rFonts w:ascii="Times New Roman" w:hAnsi="Times New Roman" w:cs="Times New Roman"/>
+          <w:lang w:val="es-GT"/>
+        </w:rPr>
+      </w:pPr>
+    </w:p>
+    <w:p>
+      <w:pPr>
+        <w:pStyle w:val="Ttulo3"/>
+        <w:rPr>
+          <w:rFonts w:ascii="Times New Roman" w:hAnsi="Times New Roman" w:cs="Times New Roman"/>
+          <w:lang w:val="es-GT"/>
+        </w:rPr>
+      </w:pPr>
+    </w:p>
+    <w:p>
+      <w:pPr>
+        <w:pStyle w:val="Ttulo3"/>
+        <w:rPr>
+          <w:rFonts w:ascii="Times New Roman" w:hAnsi="Times New Roman" w:cs="Times New Roman"/>
+          <w:lang w:val="es-GT"/>
+        </w:rPr>
+      </w:pPr>
+    </w:p>
+    <w:p>
+      <w:pPr>
+        <w:pStyle w:val="Ttulo3"/>
+        <w:rPr>
+          <w:rFonts w:ascii="Times New Roman" w:hAnsi="Times New Roman" w:cs="Times New Roman"/>
+          <w:lang w:val="es-GT"/>
+        </w:rPr>
+      </w:pPr>
+    </w:p>
+    <w:p>
+      <w:pPr>
+        <w:pStyle w:val="Ttulo3"/>
+        <w:rPr>
+          <w:rFonts w:ascii="Times New Roman" w:hAnsi="Times New Roman" w:cs="Times New Roman"/>
+          <w:lang w:val="es-GT"/>
+        </w:rPr>
+      </w:pPr>
+    </w:p>
+    <w:p>
+      <w:pPr>
+        <w:pStyle w:val="Ttulo3"/>
+        <w:rPr>
+          <w:rFonts w:ascii="Times New Roman" w:hAnsi="Times New Roman" w:cs="Times New Roman"/>
+          <w:lang w:val="es-GT"/>
+        </w:rPr>
+      </w:pPr>
+    </w:p>
+    <w:p>
+      <w:pPr>
+        <w:pStyle w:val="Ttulo3"/>
+        <w:rPr>
+          <w:rFonts w:ascii="Times New Roman" w:hAnsi="Times New Roman" w:cs="Times New Roman"/>
+          <w:lang w:val="es-GT"/>
+        </w:rPr>
+      </w:pPr>
+      <w:r>
+        <w:rPr>
+          <w:rFonts w:ascii="Times New Roman" w:hAnsi="Times New Roman" w:cs="Times New Roman"/>
+          <w:lang w:val="es-GT"/>
+        </w:rPr>
         <w:t>KPI 2 — Segmento de Cliente por Canal de Venta</w:t>
       </w:r>
     </w:p>
@@ -1937,7 +2754,7 @@
                     </pic:cNvPicPr>
                   </pic:nvPicPr>
                   <pic:blipFill>
-                    <a:blip r:embed="rId16">
+                    <a:blip r:embed="rId22">
                       <a:extLst>
                         <a:ext uri="{28A0092B-C50C-407E-A947-70E740481C1C}">
                           <a14:useLocalDpi xmlns:a14="http://schemas.microsoft.com/office/drawing/2010/main" val="0"/>
@@ -2002,6 +2819,7 @@
           <w:sz w:val="24"/>
           <w:szCs w:val="24"/>
         </w:rPr>
+        <w:lastRenderedPageBreak/>
         <w:drawing>
           <wp:inline distT="0" distB="0" distL="0" distR="0" wp14:anchorId="63A0D835" wp14:editId="2C936470">
             <wp:extent cx="5553850" cy="2438740"/>
@@ -2018,7 +2836,7 @@
                     <pic:cNvPicPr/>
                   </pic:nvPicPr>
                   <pic:blipFill>
-                    <a:blip r:embed="rId17"/>
+                    <a:blip r:embed="rId23"/>
                     <a:stretch>
                       <a:fillRect/>
                     </a:stretch>
@@ -2041,7 +2859,7 @@
     </w:p>
     <w:p>
       <w:pPr>
-        <w:pStyle w:val="Heading3"/>
+        <w:pStyle w:val="Ttulo3"/>
         <w:rPr>
           <w:rFonts w:ascii="Times New Roman" w:hAnsi="Times New Roman" w:cs="Times New Roman"/>
           <w:lang w:val="es-GT"/>
@@ -2057,7 +2875,7 @@
     </w:p>
     <w:p>
       <w:pPr>
-        <w:pStyle w:val="Heading3"/>
+        <w:pStyle w:val="Ttulo3"/>
         <w:rPr>
           <w:rFonts w:ascii="Times New Roman" w:hAnsi="Times New Roman" w:cs="Times New Roman"/>
           <w:lang w:val="es-GT"/>
@@ -2180,7 +2998,7 @@
           <w:noProof/>
         </w:rPr>
         <w:drawing>
-          <wp:inline distT="0" distB="0" distL="0" distR="0" wp14:anchorId="43675FBF" wp14:editId="7A4C5C9D">
+          <wp:inline distT="0" distB="0" distL="0" distR="0" wp14:anchorId="43675FBF" wp14:editId="06DFFBE0">
             <wp:extent cx="5943600" cy="1988820"/>
             <wp:effectExtent l="0" t="0" r="0" b="0"/>
             <wp:docPr id="1164681302" name="Picture 7" descr="KPI 9 - ARPU mensual por segmento"/>
@@ -2197,7 +3015,7 @@
                     </pic:cNvPicPr>
                   </pic:nvPicPr>
                   <pic:blipFill>
-                    <a:blip r:embed="rId18" cstate="print">
+                    <a:blip r:embed="rId24" cstate="print">
                       <a:extLst>
                         <a:ext uri="{28A0092B-C50C-407E-A947-70E740481C1C}">
                           <a14:useLocalDpi xmlns:a14="http://schemas.microsoft.com/office/drawing/2010/main" val="0"/>
@@ -2278,7 +3096,7 @@
                     <pic:cNvPicPr/>
                   </pic:nvPicPr>
                   <pic:blipFill>
-                    <a:blip r:embed="rId19"/>
+                    <a:blip r:embed="rId25"/>
                     <a:stretch>
                       <a:fillRect/>
                     </a:stretch>
@@ -2301,7 +3119,7 @@
     </w:p>
     <w:p>
       <w:pPr>
-        <w:pStyle w:val="Heading3"/>
+        <w:pStyle w:val="Ttulo3"/>
         <w:rPr>
           <w:rFonts w:ascii="Times New Roman" w:hAnsi="Times New Roman" w:cs="Times New Roman"/>
           <w:lang w:val="es-GT"/>
@@ -2317,7 +3135,7 @@
     </w:p>
     <w:p>
       <w:pPr>
-        <w:pStyle w:val="Heading3"/>
+        <w:pStyle w:val="Ttulo3"/>
         <w:rPr>
           <w:rFonts w:ascii="Times New Roman" w:hAnsi="Times New Roman" w:cs="Times New Roman"/>
           <w:lang w:val="es-GT"/>
@@ -2476,7 +3294,7 @@
           <w:noProof/>
         </w:rPr>
         <w:drawing>
-          <wp:inline distT="0" distB="0" distL="0" distR="0" wp14:anchorId="0156020A" wp14:editId="61F11F58">
+          <wp:inline distT="0" distB="0" distL="0" distR="0" wp14:anchorId="0156020A" wp14:editId="4F262ED8">
             <wp:extent cx="5943600" cy="3331210"/>
             <wp:effectExtent l="0" t="0" r="0" b="2540"/>
             <wp:docPr id="1643758376" name="Picture 8" descr="KPI 4 - Ticket Promedio por Segmento"/>
@@ -2493,7 +3311,7 @@
                     </pic:cNvPicPr>
                   </pic:nvPicPr>
                   <pic:blipFill>
-                    <a:blip r:embed="rId20" cstate="print">
+                    <a:blip r:embed="rId26" cstate="print">
                       <a:extLst>
                         <a:ext uri="{28A0092B-C50C-407E-A947-70E740481C1C}">
                           <a14:useLocalDpi xmlns:a14="http://schemas.microsoft.com/office/drawing/2010/main" val="0"/>
@@ -2576,7 +3394,7 @@
                     <pic:cNvPicPr/>
                   </pic:nvPicPr>
                   <pic:blipFill>
-                    <a:blip r:embed="rId21"/>
+                    <a:blip r:embed="rId27"/>
                     <a:stretch>
                       <a:fillRect/>
                     </a:stretch>
@@ -2608,7 +3426,7 @@
     </w:p>
     <w:p>
       <w:pPr>
-        <w:pStyle w:val="Heading3"/>
+        <w:pStyle w:val="Ttulo3"/>
         <w:rPr>
           <w:rFonts w:ascii="Times New Roman" w:hAnsi="Times New Roman" w:cs="Times New Roman"/>
           <w:lang w:val="es-GT"/>
@@ -2792,7 +3610,7 @@
           <w:noProof/>
         </w:rPr>
         <w:drawing>
-          <wp:inline distT="0" distB="0" distL="0" distR="0" wp14:anchorId="2939FBE1" wp14:editId="46450C2E">
+          <wp:inline distT="0" distB="0" distL="0" distR="0" wp14:anchorId="2939FBE1" wp14:editId="190425AD">
             <wp:extent cx="5356860" cy="3010372"/>
             <wp:effectExtent l="0" t="0" r="0" b="0"/>
             <wp:docPr id="761999785" name="Picture 9" descr="KPI 5 - Tendencia MoM"/>
@@ -2809,7 +3627,7 @@
                     </pic:cNvPicPr>
                   </pic:nvPicPr>
                   <pic:blipFill>
-                    <a:blip r:embed="rId22" cstate="print">
+                    <a:blip r:embed="rId28" cstate="print">
                       <a:extLst>
                         <a:ext uri="{28A0092B-C50C-407E-A947-70E740481C1C}">
                           <a14:useLocalDpi xmlns:a14="http://schemas.microsoft.com/office/drawing/2010/main" val="0"/>
@@ -2894,7 +3712,7 @@
                     <pic:cNvPicPr/>
                   </pic:nvPicPr>
                   <pic:blipFill>
-                    <a:blip r:embed="rId23"/>
+                    <a:blip r:embed="rId29"/>
                     <a:stretch>
                       <a:fillRect/>
                     </a:stretch>
@@ -2917,7 +3735,7 @@
     </w:p>
     <w:p>
       <w:pPr>
-        <w:pStyle w:val="Heading3"/>
+        <w:pStyle w:val="Ttulo3"/>
         <w:rPr>
           <w:rFonts w:ascii="Times New Roman" w:hAnsi="Times New Roman" w:cs="Times New Roman"/>
           <w:lang w:val="es-GT"/>
@@ -3040,7 +3858,7 @@
           <w:noProof/>
         </w:rPr>
         <w:drawing>
-          <wp:inline distT="0" distB="0" distL="0" distR="0" wp14:anchorId="4795C9B5" wp14:editId="170C19C3">
+          <wp:inline distT="0" distB="0" distL="0" distR="0" wp14:anchorId="4795C9B5" wp14:editId="56BFD967">
             <wp:extent cx="5943600" cy="3340100"/>
             <wp:effectExtent l="0" t="0" r="0" b="0"/>
             <wp:docPr id="394806862" name="Picture 10" descr="KPI 6 - Participación por Canal"/>
@@ -3057,7 +3875,7 @@
                     </pic:cNvPicPr>
                   </pic:nvPicPr>
                   <pic:blipFill>
-                    <a:blip r:embed="rId24" cstate="print">
+                    <a:blip r:embed="rId30" cstate="print">
                       <a:extLst>
                         <a:ext uri="{28A0092B-C50C-407E-A947-70E740481C1C}">
                           <a14:useLocalDpi xmlns:a14="http://schemas.microsoft.com/office/drawing/2010/main" val="0"/>
@@ -3140,7 +3958,7 @@
                     <pic:cNvPicPr/>
                   </pic:nvPicPr>
                   <pic:blipFill>
-                    <a:blip r:embed="rId25"/>
+                    <a:blip r:embed="rId31"/>
                     <a:stretch>
                       <a:fillRect/>
                     </a:stretch>
@@ -3701,7 +4519,7 @@
     <w:name w:val="Normal"/>
     <w:qFormat/>
   </w:style>
-  <w:style w:type="paragraph" w:styleId="Heading1">
+  <w:style w:type="paragraph" w:styleId="Ttulo1">
     <w:name w:val="heading 1"/>
     <w:uiPriority w:val="9"/>
     <w:qFormat/>
@@ -3716,7 +4534,7 @@
       <w:szCs w:val="32"/>
     </w:rPr>
   </w:style>
-  <w:style w:type="paragraph" w:styleId="Heading2">
+  <w:style w:type="paragraph" w:styleId="Ttulo2">
     <w:name w:val="heading 2"/>
     <w:uiPriority w:val="9"/>
     <w:unhideWhenUsed/>
@@ -3732,7 +4550,7 @@
       <w:szCs w:val="28"/>
     </w:rPr>
   </w:style>
-  <w:style w:type="paragraph" w:styleId="Heading3">
+  <w:style w:type="paragraph" w:styleId="Ttulo3">
     <w:name w:val="heading 3"/>
     <w:uiPriority w:val="9"/>
     <w:unhideWhenUsed/>
@@ -3748,7 +4566,7 @@
       <w:szCs w:val="24"/>
     </w:rPr>
   </w:style>
-  <w:style w:type="paragraph" w:styleId="Heading4">
+  <w:style w:type="paragraph" w:styleId="Ttulo4">
     <w:name w:val="heading 4"/>
     <w:uiPriority w:val="9"/>
     <w:semiHidden/>
@@ -3763,7 +4581,7 @@
       <w:color w:val="2E74B5"/>
     </w:rPr>
   </w:style>
-  <w:style w:type="paragraph" w:styleId="Heading5">
+  <w:style w:type="paragraph" w:styleId="Ttulo5">
     <w:name w:val="heading 5"/>
     <w:uiPriority w:val="9"/>
     <w:semiHidden/>
@@ -3776,7 +4594,7 @@
       <w:color w:val="2E74B5"/>
     </w:rPr>
   </w:style>
-  <w:style w:type="paragraph" w:styleId="Heading6">
+  <w:style w:type="paragraph" w:styleId="Ttulo6">
     <w:name w:val="heading 6"/>
     <w:uiPriority w:val="9"/>
     <w:semiHidden/>
@@ -3789,13 +4607,12 @@
       <w:color w:val="1F4D78"/>
     </w:rPr>
   </w:style>
-  <w:style w:type="character" w:default="1" w:styleId="DefaultParagraphFont">
+  <w:style w:type="character" w:default="1" w:styleId="Fuentedeprrafopredeter">
     <w:name w:val="Default Paragraph Font"/>
     <w:uiPriority w:val="1"/>
-    <w:semiHidden/>
     <w:unhideWhenUsed/>
   </w:style>
-  <w:style w:type="table" w:default="1" w:styleId="TableNormal">
+  <w:style w:type="table" w:default="1" w:styleId="Tablanormal">
     <w:name w:val="Normal Table"/>
     <w:uiPriority w:val="99"/>
     <w:semiHidden/>
@@ -3810,13 +4627,13 @@
       </w:tblCellMar>
     </w:tblPr>
   </w:style>
-  <w:style w:type="numbering" w:default="1" w:styleId="NoList">
+  <w:style w:type="numbering" w:default="1" w:styleId="Sinlista">
     <w:name w:val="No List"/>
     <w:uiPriority w:val="99"/>
     <w:semiHidden/>
     <w:unhideWhenUsed/>
   </w:style>
-  <w:style w:type="paragraph" w:styleId="Title">
+  <w:style w:type="paragraph" w:styleId="Ttulo">
     <w:name w:val="Title"/>
     <w:uiPriority w:val="10"/>
     <w:qFormat/>
@@ -3833,11 +4650,11 @@
       <w:bCs/>
     </w:rPr>
   </w:style>
-  <w:style w:type="paragraph" w:styleId="ListParagraph">
+  <w:style w:type="paragraph" w:styleId="Prrafodelista">
     <w:name w:val="List Paragraph"/>
     <w:qFormat/>
   </w:style>
-  <w:style w:type="character" w:styleId="Hyperlink">
+  <w:style w:type="character" w:styleId="Hipervnculo">
     <w:name w:val="Hyperlink"/>
     <w:uiPriority w:val="99"/>
     <w:unhideWhenUsed/>
@@ -3846,7 +4663,7 @@
       <w:u w:val="single"/>
     </w:rPr>
   </w:style>
-  <w:style w:type="character" w:styleId="FootnoteReference">
+  <w:style w:type="character" w:styleId="Refdenotaalpie">
     <w:name w:val="footnote reference"/>
     <w:uiPriority w:val="99"/>
     <w:semiHidden/>
@@ -3855,9 +4672,9 @@
       <w:vertAlign w:val="superscript"/>
     </w:rPr>
   </w:style>
-  <w:style w:type="paragraph" w:styleId="FootnoteText">
+  <w:style w:type="paragraph" w:styleId="Textonotapie">
     <w:name w:val="footnote text"/>
-    <w:link w:val="FootnoteTextChar"/>
+    <w:link w:val="TextonotapieCar"/>
     <w:uiPriority w:val="99"/>
     <w:semiHidden/>
     <w:unhideWhenUsed/>
@@ -3866,9 +4683,9 @@
       <w:szCs w:val="20"/>
     </w:rPr>
   </w:style>
-  <w:style w:type="character" w:customStyle="1" w:styleId="FootnoteTextChar">
-    <w:name w:val="Footnote Text Char"/>
-    <w:link w:val="FootnoteText"/>
+  <w:style w:type="character" w:customStyle="1" w:styleId="TextonotapieCar">
+    <w:name w:val="Texto nota pie Car"/>
+    <w:link w:val="Textonotapie"/>
     <w:uiPriority w:val="99"/>
     <w:semiHidden/>
     <w:unhideWhenUsed/>
@@ -3877,7 +4694,7 @@
       <w:szCs w:val="20"/>
     </w:rPr>
   </w:style>
-  <w:style w:type="character" w:styleId="EndnoteReference">
+  <w:style w:type="character" w:styleId="Refdenotaalfinal">
     <w:name w:val="endnote reference"/>
     <w:uiPriority w:val="99"/>
     <w:semiHidden/>
@@ -3886,9 +4703,9 @@
       <w:vertAlign w:val="superscript"/>
     </w:rPr>
   </w:style>
-  <w:style w:type="paragraph" w:styleId="EndnoteText">
+  <w:style w:type="paragraph" w:styleId="Textonotaalfinal">
     <w:name w:val="endnote text"/>
-    <w:link w:val="EndnoteTextChar"/>
+    <w:link w:val="TextonotaalfinalCar"/>
     <w:uiPriority w:val="99"/>
     <w:semiHidden/>
     <w:unhideWhenUsed/>
@@ -3897,9 +4714,9 @@
       <w:szCs w:val="20"/>
     </w:rPr>
   </w:style>
-  <w:style w:type="character" w:customStyle="1" w:styleId="EndnoteTextChar">
-    <w:name w:val="Endnote Text Char"/>
-    <w:link w:val="EndnoteText"/>
+  <w:style w:type="character" w:customStyle="1" w:styleId="TextonotaalfinalCar">
+    <w:name w:val="Texto nota al final Car"/>
+    <w:link w:val="Textonotaalfinal"/>
     <w:uiPriority w:val="99"/>
     <w:semiHidden/>
     <w:unhideWhenUsed/>
@@ -3908,10 +4725,10 @@
       <w:szCs w:val="20"/>
     </w:rPr>
   </w:style>
-  <w:style w:type="paragraph" w:styleId="Header">
+  <w:style w:type="paragraph" w:styleId="Encabezado">
     <w:name w:val="header"/>
     <w:basedOn w:val="Normal"/>
-    <w:link w:val="HeaderChar"/>
+    <w:link w:val="EncabezadoCar"/>
     <w:uiPriority w:val="99"/>
     <w:unhideWhenUsed/>
     <w:rsid w:val="00D83B4A"/>
@@ -3922,17 +4739,17 @@
       </w:tabs>
     </w:pPr>
   </w:style>
-  <w:style w:type="character" w:customStyle="1" w:styleId="HeaderChar">
-    <w:name w:val="Header Char"/>
-    <w:basedOn w:val="DefaultParagraphFont"/>
-    <w:link w:val="Header"/>
+  <w:style w:type="character" w:customStyle="1" w:styleId="EncabezadoCar">
+    <w:name w:val="Encabezado Car"/>
+    <w:basedOn w:val="Fuentedeprrafopredeter"/>
+    <w:link w:val="Encabezado"/>
     <w:uiPriority w:val="99"/>
     <w:rsid w:val="00D83B4A"/>
   </w:style>
-  <w:style w:type="paragraph" w:styleId="Footer">
+  <w:style w:type="paragraph" w:styleId="Piedepgina">
     <w:name w:val="footer"/>
     <w:basedOn w:val="Normal"/>
-    <w:link w:val="FooterChar"/>
+    <w:link w:val="PiedepginaCar"/>
     <w:uiPriority w:val="99"/>
     <w:unhideWhenUsed/>
     <w:rsid w:val="00D83B4A"/>
@@ -3943,10 +4760,10 @@
       </w:tabs>
     </w:pPr>
   </w:style>
-  <w:style w:type="character" w:customStyle="1" w:styleId="FooterChar">
-    <w:name w:val="Footer Char"/>
-    <w:basedOn w:val="DefaultParagraphFont"/>
-    <w:link w:val="Footer"/>
+  <w:style w:type="character" w:customStyle="1" w:styleId="PiedepginaCar">
+    <w:name w:val="Pie de página Car"/>
+    <w:basedOn w:val="Fuentedeprrafopredeter"/>
+    <w:link w:val="Piedepgina"/>
     <w:uiPriority w:val="99"/>
     <w:rsid w:val="00D83B4A"/>
   </w:style>

--- a/informe.docx
+++ b/informe.docx
@@ -298,7 +298,6 @@
           <w:lang w:val="es-GT"/>
         </w:rPr>
       </w:pPr>
-      <w:proofErr w:type="spellStart"/>
       <w:r>
         <w:rPr>
           <w:rFonts w:ascii="Times New Roman" w:eastAsia="Times New Roman" w:hAnsi="Times New Roman" w:cs="Times New Roman"/>
@@ -307,9 +306,8 @@
           <w:szCs w:val="24"/>
           <w:lang w:val="es-GT"/>
         </w:rPr>
-        <w:t>Jose</w:t>
-      </w:r>
-      <w:proofErr w:type="spellEnd"/>
+        <w:t>Jos</w:t>
+      </w:r>
       <w:r>
         <w:rPr>
           <w:rFonts w:ascii="Times New Roman" w:eastAsia="Times New Roman" w:hAnsi="Times New Roman" w:cs="Times New Roman"/>
@@ -318,9 +316,8 @@
           <w:szCs w:val="24"/>
           <w:lang w:val="es-GT"/>
         </w:rPr>
-        <w:t xml:space="preserve"> Manuel </w:t>
-      </w:r>
-      <w:proofErr w:type="spellStart"/>
+        <w:t>é</w:t>
+      </w:r>
       <w:r>
         <w:rPr>
           <w:rFonts w:ascii="Times New Roman" w:eastAsia="Times New Roman" w:hAnsi="Times New Roman" w:cs="Times New Roman"/>
@@ -329,9 +326,8 @@
           <w:szCs w:val="24"/>
           <w:lang w:val="es-GT"/>
         </w:rPr>
-        <w:t>Sanchez</w:t>
-      </w:r>
-      <w:proofErr w:type="spellEnd"/>
+        <w:t xml:space="preserve"> Manuel Sanchez – </w:t>
+      </w:r>
       <w:r>
         <w:rPr>
           <w:rFonts w:ascii="Times New Roman" w:eastAsia="Times New Roman" w:hAnsi="Times New Roman" w:cs="Times New Roman"/>
@@ -340,7 +336,7 @@
           <w:szCs w:val="24"/>
           <w:lang w:val="es-GT"/>
         </w:rPr>
-        <w:t xml:space="preserve"> – </w:t>
+        <w:t>24092</w:t>
       </w:r>
     </w:p>
     <w:p>
@@ -523,9 +519,8 @@
           <w:lang w:val="es-GT"/>
         </w:rPr>
         <w:lastRenderedPageBreak/>
-        <w:t xml:space="preserve">Lab 7 — Visualización de Datos · </w:t>
-      </w:r>
-      <w:proofErr w:type="spellStart"/>
+        <w:t>Lab 7 — Visualización de Datos</w:t>
+      </w:r>
       <w:r>
         <w:rPr>
           <w:rFonts w:ascii="Times New Roman" w:hAnsi="Times New Roman" w:cs="Times New Roman"/>
@@ -533,6 +528,25 @@
           <w:szCs w:val="28"/>
           <w:lang w:val="es-GT"/>
         </w:rPr>
+        <w:t>:</w:t>
+      </w:r>
+      <w:r>
+        <w:rPr>
+          <w:rFonts w:ascii="Times New Roman" w:hAnsi="Times New Roman" w:cs="Times New Roman"/>
+          <w:sz w:val="28"/>
+          <w:szCs w:val="28"/>
+          <w:lang w:val="es-GT"/>
+        </w:rPr>
+        <w:t xml:space="preserve"> </w:t>
+      </w:r>
+      <w:proofErr w:type="spellStart"/>
+      <w:r>
+        <w:rPr>
+          <w:rFonts w:ascii="Times New Roman" w:hAnsi="Times New Roman" w:cs="Times New Roman"/>
+          <w:sz w:val="28"/>
+          <w:szCs w:val="28"/>
+          <w:lang w:val="es-GT"/>
+        </w:rPr>
         <w:t>RetailMax</w:t>
       </w:r>
       <w:proofErr w:type="spellEnd"/>
@@ -540,14 +554,6 @@
     <w:p>
       <w:pPr>
         <w:spacing w:after="120"/>
-        <w:rPr>
-          <w:rFonts w:ascii="Times New Roman" w:hAnsi="Times New Roman" w:cs="Times New Roman"/>
-          <w:sz w:val="24"/>
-          <w:szCs w:val="24"/>
-          <w:lang w:val="es-GT"/>
-        </w:rPr>
-      </w:pPr>
-      <w:r>
         <w:rPr>
           <w:rFonts w:ascii="Times New Roman" w:hAnsi="Times New Roman" w:cs="Times New Roman"/>
           <w:b/>
@@ -556,7 +562,50 @@
           <w:szCs w:val="24"/>
           <w:lang w:val="es-GT"/>
         </w:rPr>
-        <w:t xml:space="preserve">Área de negocio: </w:t>
+      </w:pPr>
+    </w:p>
+    <w:p>
+      <w:pPr>
+        <w:spacing w:after="120"/>
+        <w:rPr>
+          <w:rFonts w:ascii="Times New Roman" w:hAnsi="Times New Roman" w:cs="Times New Roman"/>
+          <w:sz w:val="24"/>
+          <w:szCs w:val="24"/>
+          <w:lang w:val="es-GT"/>
+        </w:rPr>
+      </w:pPr>
+      <w:r>
+        <w:rPr>
+          <w:rFonts w:ascii="Times New Roman" w:hAnsi="Times New Roman" w:cs="Times New Roman"/>
+          <w:b/>
+          <w:bCs/>
+          <w:sz w:val="24"/>
+          <w:szCs w:val="24"/>
+          <w:lang w:val="es-GT"/>
+        </w:rPr>
+        <w:t>Área de negocio</w:t>
+      </w:r>
+      <w:r>
+        <w:rPr>
+          <w:rFonts w:ascii="Times New Roman" w:hAnsi="Times New Roman" w:cs="Times New Roman"/>
+          <w:b/>
+          <w:bCs/>
+          <w:sz w:val="24"/>
+          <w:szCs w:val="24"/>
+          <w:lang w:val="es-GT"/>
+        </w:rPr>
+        <w:t xml:space="preserve"> 1</w:t>
+      </w:r>
+      <w:r>
+        <w:rPr>
+          <w:rFonts w:ascii="Times New Roman" w:hAnsi="Times New Roman" w:cs="Times New Roman"/>
+          <w:b/>
+          <w:bCs/>
+          <w:sz w:val="24"/>
+          <w:szCs w:val="24"/>
+          <w:lang w:val="es-GT"/>
+        </w:rPr>
+        <w:t xml:space="preserve">: </w:t>
       </w:r>
       <w:r>
         <w:rPr>
@@ -873,6 +922,13 @@
           </wp:inline>
         </w:drawing>
       </w:r>
+      <w:r>
+        <w:rPr>
+          <w:rFonts w:ascii="Times New Roman" w:hAnsi="Times New Roman" w:cs="Times New Roman"/>
+          <w:lang w:val="es-GT"/>
+        </w:rPr>
+        <w:br w:type="page"/>
+      </w:r>
     </w:p>
     <w:p>
       <w:pPr>
@@ -887,23 +943,6 @@
           <w:rFonts w:ascii="Times New Roman" w:hAnsi="Times New Roman" w:cs="Times New Roman"/>
           <w:lang w:val="es-GT"/>
         </w:rPr>
-        <w:br w:type="page"/>
-      </w:r>
-    </w:p>
-    <w:p>
-      <w:pPr>
-        <w:pStyle w:val="Ttulo3"/>
-        <w:rPr>
-          <w:rFonts w:ascii="Times New Roman" w:hAnsi="Times New Roman" w:cs="Times New Roman"/>
-          <w:lang w:val="es-GT"/>
-        </w:rPr>
-      </w:pPr>
-      <w:r>
-        <w:rPr>
-          <w:rFonts w:ascii="Times New Roman" w:hAnsi="Times New Roman" w:cs="Times New Roman"/>
-          <w:lang w:val="es-GT"/>
-        </w:rPr>
-        <w:lastRenderedPageBreak/>
         <w:t>KPI 2 — Ventas por Mes</w:t>
       </w:r>
     </w:p>
@@ -1219,7 +1258,6 @@
           <w:rFonts w:ascii="Times New Roman" w:hAnsi="Times New Roman" w:cs="Times New Roman"/>
           <w:lang w:val="es-GT"/>
         </w:rPr>
-        <w:lastRenderedPageBreak/>
         <w:t>KPI 3 — Top 10 Productos Más Vendidos</w:t>
       </w:r>
     </w:p>
@@ -1484,40 +1522,7 @@
           <w:rFonts w:ascii="Times New Roman" w:hAnsi="Times New Roman" w:cs="Times New Roman"/>
           <w:lang w:val="es-GT"/>
         </w:rPr>
-        <w:lastRenderedPageBreak/>
-        <w:t xml:space="preserve">KPI 4 — Valor </w:t>
-      </w:r>
-      <w:proofErr w:type="spellStart"/>
-      <w:r>
-        <w:rPr>
-          <w:rFonts w:ascii="Times New Roman" w:hAnsi="Times New Roman" w:cs="Times New Roman"/>
-          <w:lang w:val="es-GT"/>
-        </w:rPr>
-        <w:t>Promedio</w:t>
-      </w:r>
-      <w:proofErr w:type="spellEnd"/>
-      <w:r>
-        <w:rPr>
-          <w:rFonts w:ascii="Times New Roman" w:hAnsi="Times New Roman" w:cs="Times New Roman"/>
-          <w:lang w:val="es-GT"/>
-        </w:rPr>
-        <w:t xml:space="preserve"> </w:t>
-      </w:r>
-      <w:proofErr w:type="spellStart"/>
-      <w:r>
-        <w:rPr>
-          <w:rFonts w:ascii="Times New Roman" w:hAnsi="Times New Roman" w:cs="Times New Roman"/>
-          <w:lang w:val="es-GT"/>
-        </w:rPr>
-        <w:t>por</w:t>
-      </w:r>
-      <w:proofErr w:type="spellEnd"/>
-      <w:r>
-        <w:rPr>
-          <w:rFonts w:ascii="Times New Roman" w:hAnsi="Times New Roman" w:cs="Times New Roman"/>
-          <w:lang w:val="es-GT"/>
-        </w:rPr>
-        <w:t xml:space="preserve"> Venta</w:t>
+        <w:t>KPI 4 — Valor Promedio por Venta</w:t>
       </w:r>
     </w:p>
     <w:p>
@@ -1648,6 +1653,7 @@
       <w:r>
         <w:rPr>
           <w:rFonts w:ascii="Times New Roman" w:hAnsi="Times New Roman" w:cs="Times New Roman"/>
+          <w:noProof/>
           <w:sz w:val="24"/>
           <w:szCs w:val="24"/>
           <w:lang w:val="es-GT"/>
@@ -1727,10 +1733,10 @@
           <w:lang w:val="es-GT"/>
         </w:rPr>
         <w:drawing>
-          <wp:inline distT="0" distB="0" distL="0" distR="0" wp14:anchorId="537AC0B8" wp14:editId="3EBFE110">
-            <wp:extent cx="5943600" cy="1541145"/>
-            <wp:effectExtent l="0" t="0" r="0" b="1905"/>
-            <wp:docPr id="1576264737" name="Imagen 1"/>
+          <wp:inline distT="0" distB="0" distL="0" distR="0" wp14:anchorId="632DD99C" wp14:editId="0443B09B">
+            <wp:extent cx="5875020" cy="1898711"/>
+            <wp:effectExtent l="0" t="0" r="0" b="6350"/>
+            <wp:docPr id="965005360" name="Imagen 1"/>
             <wp:cNvGraphicFramePr>
               <a:graphicFrameLocks xmlns:a="http://schemas.openxmlformats.org/drawingml/2006/main" noChangeAspect="1"/>
             </wp:cNvGraphicFramePr>
@@ -1738,7 +1744,7 @@
               <a:graphicData uri="http://schemas.openxmlformats.org/drawingml/2006/picture">
                 <pic:pic xmlns:pic="http://schemas.openxmlformats.org/drawingml/2006/picture">
                   <pic:nvPicPr>
-                    <pic:cNvPr id="1576264737" name=""/>
+                    <pic:cNvPr id="965005360" name=""/>
                     <pic:cNvPicPr/>
                   </pic:nvPicPr>
                   <pic:blipFill>
@@ -1750,7 +1756,7 @@
                   <pic:spPr>
                     <a:xfrm>
                       <a:off x="0" y="0"/>
-                      <a:ext cx="5943600" cy="1541145"/>
+                      <a:ext cx="5886194" cy="1902322"/>
                     </a:xfrm>
                     <a:prstGeom prst="rect">
                       <a:avLst/>
@@ -1768,6 +1774,17 @@
         <w:spacing w:after="120"/>
         <w:rPr>
           <w:rFonts w:ascii="Times New Roman" w:hAnsi="Times New Roman" w:cs="Times New Roman"/>
+          <w:sz w:val="24"/>
+          <w:szCs w:val="24"/>
+          <w:lang w:val="es-GT"/>
+        </w:rPr>
+      </w:pPr>
+    </w:p>
+    <w:p>
+      <w:pPr>
+        <w:spacing w:after="120"/>
+        <w:rPr>
+          <w:rFonts w:ascii="Times New Roman" w:hAnsi="Times New Roman" w:cs="Times New Roman"/>
           <w:b/>
           <w:bCs/>
           <w:sz w:val="24"/>
@@ -1775,7 +1792,10 @@
           <w:lang w:val="es-GT"/>
         </w:rPr>
       </w:pPr>
-      <w:r>
+    </w:p>
+    <w:p>
+      <w:pPr>
+        <w:spacing w:after="120"/>
         <w:rPr>
           <w:rFonts w:ascii="Times New Roman" w:hAnsi="Times New Roman" w:cs="Times New Roman"/>
           <w:b/>
@@ -1784,20 +1804,11 @@
           <w:szCs w:val="24"/>
           <w:lang w:val="es-GT"/>
         </w:rPr>
-        <w:t>KPI 5 — Volumen de Pedidos Mensual</w:t>
-      </w:r>
-    </w:p>
-    <w:p>
-      <w:pPr>
-        <w:spacing w:after="120"/>
-        <w:rPr>
-          <w:rFonts w:ascii="Times New Roman" w:hAnsi="Times New Roman" w:cs="Times New Roman"/>
-          <w:sz w:val="24"/>
-          <w:szCs w:val="24"/>
-          <w:lang w:val="es-GT"/>
-        </w:rPr>
-      </w:pPr>
-      <w:r>
+      </w:pPr>
+    </w:p>
+    <w:p>
+      <w:pPr>
+        <w:spacing w:after="120"/>
         <w:rPr>
           <w:rFonts w:ascii="Times New Roman" w:hAnsi="Times New Roman" w:cs="Times New Roman"/>
           <w:b/>
@@ -1806,29 +1817,11 @@
           <w:szCs w:val="24"/>
           <w:lang w:val="es-GT"/>
         </w:rPr>
-        <w:t>Qué representa:</w:t>
-      </w:r>
-      <w:r>
-        <w:rPr>
-          <w:rFonts w:ascii="Times New Roman" w:hAnsi="Times New Roman" w:cs="Times New Roman"/>
-          <w:sz w:val="24"/>
-          <w:szCs w:val="24"/>
-          <w:lang w:val="es-GT"/>
-        </w:rPr>
-        <w:t xml:space="preserve"> Cantidad de pedidos completados por cada mes. A diferencia del indicador de ventas por mes, este KPI no mide ingresos, sino el número de transacciones realizadas.</w:t>
-      </w:r>
-    </w:p>
-    <w:p>
-      <w:pPr>
-        <w:spacing w:after="120"/>
-        <w:rPr>
-          <w:rFonts w:ascii="Times New Roman" w:hAnsi="Times New Roman" w:cs="Times New Roman"/>
-          <w:sz w:val="24"/>
-          <w:szCs w:val="24"/>
-          <w:lang w:val="es-GT"/>
-        </w:rPr>
-      </w:pPr>
-      <w:r>
+      </w:pPr>
+    </w:p>
+    <w:p>
+      <w:pPr>
+        <w:spacing w:after="120"/>
         <w:rPr>
           <w:rFonts w:ascii="Times New Roman" w:hAnsi="Times New Roman" w:cs="Times New Roman"/>
           <w:b/>
@@ -1837,27 +1830,6 @@
           <w:szCs w:val="24"/>
           <w:lang w:val="es-GT"/>
         </w:rPr>
-        <w:t>Importancia para el área:</w:t>
-      </w:r>
-      <w:r>
-        <w:rPr>
-          <w:rFonts w:ascii="Times New Roman" w:hAnsi="Times New Roman" w:cs="Times New Roman"/>
-          <w:sz w:val="24"/>
-          <w:szCs w:val="24"/>
-          <w:lang w:val="es-GT"/>
-        </w:rPr>
-        <w:t xml:space="preserve"> Permite analizar si el movimiento comercial aumenta o disminuye a lo largo del tiempo. También ayuda a interpretar si los ingresos crecen porque hay más pedidos o porque cada venta tiene un valor promedio más alto.</w:t>
-      </w:r>
-    </w:p>
-    <w:p>
-      <w:pPr>
-        <w:spacing w:after="120"/>
-        <w:rPr>
-          <w:rFonts w:ascii="Times New Roman" w:hAnsi="Times New Roman" w:cs="Times New Roman"/>
-          <w:sz w:val="24"/>
-          <w:szCs w:val="24"/>
-          <w:lang w:val="es-GT"/>
-        </w:rPr>
       </w:pPr>
       <w:r>
         <w:rPr>
@@ -1868,7 +1840,90 @@
           <w:szCs w:val="24"/>
           <w:lang w:val="es-GT"/>
         </w:rPr>
-        <w:lastRenderedPageBreak/>
+        <w:t>KPI 5 — Volumen de Pedidos Mensual</w:t>
+      </w:r>
+    </w:p>
+    <w:p>
+      <w:pPr>
+        <w:spacing w:after="120"/>
+        <w:rPr>
+          <w:rFonts w:ascii="Times New Roman" w:hAnsi="Times New Roman" w:cs="Times New Roman"/>
+          <w:sz w:val="24"/>
+          <w:szCs w:val="24"/>
+          <w:lang w:val="es-GT"/>
+        </w:rPr>
+      </w:pPr>
+      <w:r>
+        <w:rPr>
+          <w:rFonts w:ascii="Times New Roman" w:hAnsi="Times New Roman" w:cs="Times New Roman"/>
+          <w:b/>
+          <w:bCs/>
+          <w:sz w:val="24"/>
+          <w:szCs w:val="24"/>
+          <w:lang w:val="es-GT"/>
+        </w:rPr>
+        <w:t>Qué representa:</w:t>
+      </w:r>
+      <w:r>
+        <w:rPr>
+          <w:rFonts w:ascii="Times New Roman" w:hAnsi="Times New Roman" w:cs="Times New Roman"/>
+          <w:sz w:val="24"/>
+          <w:szCs w:val="24"/>
+          <w:lang w:val="es-GT"/>
+        </w:rPr>
+        <w:t xml:space="preserve"> Cantidad de pedidos completados por cada mes. A diferencia del indicador de ventas por mes, este KPI no mide ingresos, sino el número de transacciones realizadas.</w:t>
+      </w:r>
+    </w:p>
+    <w:p>
+      <w:pPr>
+        <w:spacing w:after="120"/>
+        <w:rPr>
+          <w:rFonts w:ascii="Times New Roman" w:hAnsi="Times New Roman" w:cs="Times New Roman"/>
+          <w:sz w:val="24"/>
+          <w:szCs w:val="24"/>
+          <w:lang w:val="es-GT"/>
+        </w:rPr>
+      </w:pPr>
+      <w:r>
+        <w:rPr>
+          <w:rFonts w:ascii="Times New Roman" w:hAnsi="Times New Roman" w:cs="Times New Roman"/>
+          <w:b/>
+          <w:bCs/>
+          <w:sz w:val="24"/>
+          <w:szCs w:val="24"/>
+          <w:lang w:val="es-GT"/>
+        </w:rPr>
+        <w:t>Importancia para el área:</w:t>
+      </w:r>
+      <w:r>
+        <w:rPr>
+          <w:rFonts w:ascii="Times New Roman" w:hAnsi="Times New Roman" w:cs="Times New Roman"/>
+          <w:sz w:val="24"/>
+          <w:szCs w:val="24"/>
+          <w:lang w:val="es-GT"/>
+        </w:rPr>
+        <w:t xml:space="preserve"> Permite analizar si el movimiento comercial aumenta o disminuye a lo largo del tiempo. También ayuda a interpretar si los ingresos crecen porque hay más pedidos o porque cada venta tiene un valor promedio más alto.</w:t>
+      </w:r>
+    </w:p>
+    <w:p>
+      <w:pPr>
+        <w:spacing w:after="120"/>
+        <w:rPr>
+          <w:rFonts w:ascii="Times New Roman" w:hAnsi="Times New Roman" w:cs="Times New Roman"/>
+          <w:sz w:val="24"/>
+          <w:szCs w:val="24"/>
+          <w:lang w:val="es-GT"/>
+        </w:rPr>
+      </w:pPr>
+      <w:r>
+        <w:rPr>
+          <w:rFonts w:ascii="Times New Roman" w:hAnsi="Times New Roman" w:cs="Times New Roman"/>
+          <w:b/>
+          <w:bCs/>
+          <w:sz w:val="24"/>
+          <w:szCs w:val="24"/>
+          <w:lang w:val="es-GT"/>
+        </w:rPr>
         <w:t>Visualización:</w:t>
       </w:r>
       <w:r>
@@ -1894,6 +1949,7 @@
       <w:r>
         <w:rPr>
           <w:rFonts w:ascii="Times New Roman" w:hAnsi="Times New Roman" w:cs="Times New Roman"/>
+          <w:noProof/>
           <w:sz w:val="24"/>
           <w:szCs w:val="24"/>
           <w:lang w:val="es-GT"/>
@@ -1958,6 +2014,7 @@
     <w:p>
       <w:pPr>
         <w:spacing w:after="120"/>
+        <w:jc w:val="center"/>
         <w:rPr>
           <w:rFonts w:ascii="Times New Roman" w:hAnsi="Times New Roman" w:cs="Times New Roman"/>
           <w:sz w:val="24"/>
@@ -1973,10 +2030,10 @@
           <w:lang w:val="es-GT"/>
         </w:rPr>
         <w:drawing>
-          <wp:inline distT="0" distB="0" distL="0" distR="0" wp14:anchorId="4E30AABA" wp14:editId="33F74869">
-            <wp:extent cx="5945753" cy="1912620"/>
-            <wp:effectExtent l="0" t="0" r="0" b="0"/>
-            <wp:docPr id="367963740" name="Imagen 1"/>
+          <wp:inline distT="0" distB="0" distL="0" distR="0" wp14:anchorId="0FDE7C98" wp14:editId="466D60C7">
+            <wp:extent cx="4390878" cy="1729740"/>
+            <wp:effectExtent l="0" t="0" r="0" b="3810"/>
+            <wp:docPr id="1281297931" name="Imagen 1"/>
             <wp:cNvGraphicFramePr>
               <a:graphicFrameLocks xmlns:a="http://schemas.openxmlformats.org/drawingml/2006/main" noChangeAspect="1"/>
             </wp:cNvGraphicFramePr>
@@ -1984,7 +2041,7 @@
               <a:graphicData uri="http://schemas.openxmlformats.org/drawingml/2006/picture">
                 <pic:pic xmlns:pic="http://schemas.openxmlformats.org/drawingml/2006/picture">
                   <pic:nvPicPr>
-                    <pic:cNvPr id="367963740" name=""/>
+                    <pic:cNvPr id="1281297931" name=""/>
                     <pic:cNvPicPr/>
                   </pic:nvPicPr>
                   <pic:blipFill>
@@ -1996,7 +2053,7 @@
                   <pic:spPr>
                     <a:xfrm>
                       <a:off x="0" y="0"/>
-                      <a:ext cx="5951134" cy="1914351"/>
+                      <a:ext cx="4393546" cy="1730791"/>
                     </a:xfrm>
                     <a:prstGeom prst="rect">
                       <a:avLst/>
@@ -2021,7 +2078,10 @@
           <w:lang w:val="es-GT"/>
         </w:rPr>
       </w:pPr>
-      <w:r>
+    </w:p>
+    <w:p>
+      <w:pPr>
+        <w:spacing w:after="120"/>
         <w:rPr>
           <w:rFonts w:ascii="Times New Roman" w:hAnsi="Times New Roman" w:cs="Times New Roman"/>
           <w:b/>
@@ -2030,20 +2090,11 @@
           <w:szCs w:val="24"/>
           <w:lang w:val="es-GT"/>
         </w:rPr>
-        <w:t>KPI 6 — Ventas por Categoría de Producto</w:t>
-      </w:r>
-    </w:p>
-    <w:p>
-      <w:pPr>
-        <w:spacing w:after="120"/>
-        <w:rPr>
-          <w:rFonts w:ascii="Times New Roman" w:hAnsi="Times New Roman" w:cs="Times New Roman"/>
-          <w:sz w:val="24"/>
-          <w:szCs w:val="24"/>
-          <w:lang w:val="es-GT"/>
-        </w:rPr>
-      </w:pPr>
-      <w:r>
+      </w:pPr>
+    </w:p>
+    <w:p>
+      <w:pPr>
+        <w:spacing w:after="120"/>
         <w:rPr>
           <w:rFonts w:ascii="Times New Roman" w:hAnsi="Times New Roman" w:cs="Times New Roman"/>
           <w:b/>
@@ -2052,29 +2103,11 @@
           <w:szCs w:val="24"/>
           <w:lang w:val="es-GT"/>
         </w:rPr>
-        <w:t>Qué representa:</w:t>
-      </w:r>
-      <w:r>
-        <w:rPr>
-          <w:rFonts w:ascii="Times New Roman" w:hAnsi="Times New Roman" w:cs="Times New Roman"/>
-          <w:sz w:val="24"/>
-          <w:szCs w:val="24"/>
-          <w:lang w:val="es-GT"/>
-        </w:rPr>
-        <w:t xml:space="preserve"> Ingresos generados por cada categoría de producto dentro de los pedidos completados.</w:t>
-      </w:r>
-    </w:p>
-    <w:p>
-      <w:pPr>
-        <w:spacing w:after="120"/>
-        <w:rPr>
-          <w:rFonts w:ascii="Times New Roman" w:hAnsi="Times New Roman" w:cs="Times New Roman"/>
-          <w:sz w:val="24"/>
-          <w:szCs w:val="24"/>
-          <w:lang w:val="es-GT"/>
-        </w:rPr>
-      </w:pPr>
-      <w:r>
+      </w:pPr>
+    </w:p>
+    <w:p>
+      <w:pPr>
+        <w:spacing w:after="120"/>
         <w:rPr>
           <w:rFonts w:ascii="Times New Roman" w:hAnsi="Times New Roman" w:cs="Times New Roman"/>
           <w:b/>
@@ -2083,29 +2116,11 @@
           <w:szCs w:val="24"/>
           <w:lang w:val="es-GT"/>
         </w:rPr>
-        <w:t>Importancia para el área:</w:t>
-      </w:r>
-      <w:r>
-        <w:rPr>
-          <w:rFonts w:ascii="Times New Roman" w:hAnsi="Times New Roman" w:cs="Times New Roman"/>
-          <w:sz w:val="24"/>
-          <w:szCs w:val="24"/>
-          <w:lang w:val="es-GT"/>
-        </w:rPr>
-        <w:t xml:space="preserve"> Permite identificar qué categorías generan más ingresos para la empresa. Esta información ayuda a priorizar inventario, promociones y estrategias comerciales según las categorías con mejor desempeño.</w:t>
-      </w:r>
-    </w:p>
-    <w:p>
-      <w:pPr>
-        <w:spacing w:after="120"/>
-        <w:rPr>
-          <w:rFonts w:ascii="Times New Roman" w:hAnsi="Times New Roman" w:cs="Times New Roman"/>
-          <w:sz w:val="24"/>
-          <w:szCs w:val="24"/>
-          <w:lang w:val="es-GT"/>
-        </w:rPr>
-      </w:pPr>
-      <w:r>
+      </w:pPr>
+    </w:p>
+    <w:p>
+      <w:pPr>
+        <w:spacing w:after="120"/>
         <w:rPr>
           <w:rFonts w:ascii="Times New Roman" w:hAnsi="Times New Roman" w:cs="Times New Roman"/>
           <w:b/>
@@ -2114,6 +2129,139 @@
           <w:szCs w:val="24"/>
           <w:lang w:val="es-GT"/>
         </w:rPr>
+      </w:pPr>
+    </w:p>
+    <w:p>
+      <w:pPr>
+        <w:spacing w:after="120"/>
+        <w:rPr>
+          <w:rFonts w:ascii="Times New Roman" w:hAnsi="Times New Roman" w:cs="Times New Roman"/>
+          <w:b/>
+          <w:bCs/>
+          <w:sz w:val="24"/>
+          <w:szCs w:val="24"/>
+          <w:lang w:val="es-GT"/>
+        </w:rPr>
+      </w:pPr>
+    </w:p>
+    <w:p>
+      <w:pPr>
+        <w:spacing w:after="120"/>
+        <w:rPr>
+          <w:rFonts w:ascii="Times New Roman" w:hAnsi="Times New Roman" w:cs="Times New Roman"/>
+          <w:b/>
+          <w:bCs/>
+          <w:sz w:val="24"/>
+          <w:szCs w:val="24"/>
+          <w:lang w:val="es-GT"/>
+        </w:rPr>
+      </w:pPr>
+    </w:p>
+    <w:p>
+      <w:pPr>
+        <w:spacing w:after="120"/>
+        <w:rPr>
+          <w:rFonts w:ascii="Times New Roman" w:hAnsi="Times New Roman" w:cs="Times New Roman"/>
+          <w:b/>
+          <w:bCs/>
+          <w:sz w:val="24"/>
+          <w:szCs w:val="24"/>
+          <w:lang w:val="es-GT"/>
+        </w:rPr>
+      </w:pPr>
+      <w:r>
+        <w:rPr>
+          <w:rFonts w:ascii="Times New Roman" w:hAnsi="Times New Roman" w:cs="Times New Roman"/>
+          <w:b/>
+          <w:bCs/>
+          <w:sz w:val="24"/>
+          <w:szCs w:val="24"/>
+          <w:lang w:val="es-GT"/>
+        </w:rPr>
+        <w:t>KPI 6 — Ventas por Categoría de Producto</w:t>
+      </w:r>
+    </w:p>
+    <w:p>
+      <w:pPr>
+        <w:spacing w:after="120"/>
+        <w:rPr>
+          <w:rFonts w:ascii="Times New Roman" w:hAnsi="Times New Roman" w:cs="Times New Roman"/>
+          <w:sz w:val="24"/>
+          <w:szCs w:val="24"/>
+          <w:lang w:val="es-GT"/>
+        </w:rPr>
+      </w:pPr>
+      <w:r>
+        <w:rPr>
+          <w:rFonts w:ascii="Times New Roman" w:hAnsi="Times New Roman" w:cs="Times New Roman"/>
+          <w:b/>
+          <w:bCs/>
+          <w:sz w:val="24"/>
+          <w:szCs w:val="24"/>
+          <w:lang w:val="es-GT"/>
+        </w:rPr>
+        <w:t>Qué representa:</w:t>
+      </w:r>
+      <w:r>
+        <w:rPr>
+          <w:rFonts w:ascii="Times New Roman" w:hAnsi="Times New Roman" w:cs="Times New Roman"/>
+          <w:sz w:val="24"/>
+          <w:szCs w:val="24"/>
+          <w:lang w:val="es-GT"/>
+        </w:rPr>
+        <w:t xml:space="preserve"> Ingresos generados por cada categoría de producto dentro de los pedidos completados.</w:t>
+      </w:r>
+    </w:p>
+    <w:p>
+      <w:pPr>
+        <w:spacing w:after="120"/>
+        <w:rPr>
+          <w:rFonts w:ascii="Times New Roman" w:hAnsi="Times New Roman" w:cs="Times New Roman"/>
+          <w:sz w:val="24"/>
+          <w:szCs w:val="24"/>
+          <w:lang w:val="es-GT"/>
+        </w:rPr>
+      </w:pPr>
+      <w:r>
+        <w:rPr>
+          <w:rFonts w:ascii="Times New Roman" w:hAnsi="Times New Roman" w:cs="Times New Roman"/>
+          <w:b/>
+          <w:bCs/>
+          <w:sz w:val="24"/>
+          <w:szCs w:val="24"/>
+          <w:lang w:val="es-GT"/>
+        </w:rPr>
+        <w:t>Importancia para el área:</w:t>
+      </w:r>
+      <w:r>
+        <w:rPr>
+          <w:rFonts w:ascii="Times New Roman" w:hAnsi="Times New Roman" w:cs="Times New Roman"/>
+          <w:sz w:val="24"/>
+          <w:szCs w:val="24"/>
+          <w:lang w:val="es-GT"/>
+        </w:rPr>
+        <w:t xml:space="preserve"> Permite identificar qué categorías generan más ingresos para la empresa. Esta información ayuda a priorizar inventario, promociones y estrategias comerciales según las categorías con mejor desempeño.</w:t>
+      </w:r>
+    </w:p>
+    <w:p>
+      <w:pPr>
+        <w:spacing w:after="120"/>
+        <w:rPr>
+          <w:rFonts w:ascii="Times New Roman" w:hAnsi="Times New Roman" w:cs="Times New Roman"/>
+          <w:sz w:val="24"/>
+          <w:szCs w:val="24"/>
+          <w:lang w:val="es-GT"/>
+        </w:rPr>
+      </w:pPr>
+      <w:r>
+        <w:rPr>
+          <w:rFonts w:ascii="Times New Roman" w:hAnsi="Times New Roman" w:cs="Times New Roman"/>
+          <w:b/>
+          <w:bCs/>
+          <w:sz w:val="24"/>
+          <w:szCs w:val="24"/>
+          <w:lang w:val="es-GT"/>
+        </w:rPr>
         <w:t>Visualización:</w:t>
       </w:r>
       <w:r>
@@ -2139,11 +2287,11 @@
       <w:r>
         <w:rPr>
           <w:rFonts w:ascii="Times New Roman" w:hAnsi="Times New Roman" w:cs="Times New Roman"/>
-          <w:sz w:val="24"/>
-          <w:szCs w:val="24"/>
-          <w:lang w:val="es-GT"/>
-        </w:rPr>
-        <w:lastRenderedPageBreak/>
+          <w:noProof/>
+          <w:sz w:val="24"/>
+          <w:szCs w:val="24"/>
+          <w:lang w:val="es-GT"/>
+        </w:rPr>
         <w:drawing>
           <wp:inline distT="0" distB="0" distL="0" distR="0" wp14:anchorId="7EDA3755" wp14:editId="4D41FE19">
             <wp:extent cx="5943600" cy="2489200"/>
@@ -2219,10 +2367,10 @@
           <w:lang w:val="es-GT"/>
         </w:rPr>
         <w:drawing>
-          <wp:inline distT="0" distB="0" distL="0" distR="0" wp14:anchorId="6669CAF9" wp14:editId="57B6F397">
-            <wp:extent cx="5943600" cy="1544320"/>
+          <wp:inline distT="0" distB="0" distL="0" distR="0" wp14:anchorId="61CA3036" wp14:editId="427B0378">
+            <wp:extent cx="5943600" cy="2023110"/>
             <wp:effectExtent l="0" t="0" r="0" b="0"/>
-            <wp:docPr id="1287273919" name="Imagen 1"/>
+            <wp:docPr id="1982936799" name="Imagen 1"/>
             <wp:cNvGraphicFramePr>
               <a:graphicFrameLocks xmlns:a="http://schemas.openxmlformats.org/drawingml/2006/main" noChangeAspect="1"/>
             </wp:cNvGraphicFramePr>
@@ -2230,7 +2378,7 @@
               <a:graphicData uri="http://schemas.openxmlformats.org/drawingml/2006/picture">
                 <pic:pic xmlns:pic="http://schemas.openxmlformats.org/drawingml/2006/picture">
                   <pic:nvPicPr>
-                    <pic:cNvPr id="1287273919" name=""/>
+                    <pic:cNvPr id="1982936799" name=""/>
                     <pic:cNvPicPr/>
                   </pic:nvPicPr>
                   <pic:blipFill>
@@ -2242,7 +2390,7 @@
                   <pic:spPr>
                     <a:xfrm>
                       <a:off x="0" y="0"/>
-                      <a:ext cx="5943600" cy="1544320"/>
+                      <a:ext cx="5943600" cy="2023110"/>
                     </a:xfrm>
                     <a:prstGeom prst="rect">
                       <a:avLst/>
@@ -2265,6 +2413,61 @@
           <w:lang w:val="es-GT"/>
         </w:rPr>
       </w:pPr>
+    </w:p>
+    <w:p>
+      <w:pPr>
+        <w:pStyle w:val="Ttulo2"/>
+        <w:rPr>
+          <w:rFonts w:ascii="Times New Roman" w:hAnsi="Times New Roman" w:cs="Times New Roman"/>
+          <w:sz w:val="24"/>
+          <w:szCs w:val="24"/>
+          <w:lang w:val="es-GT"/>
+        </w:rPr>
+      </w:pPr>
+    </w:p>
+    <w:p>
+      <w:pPr>
+        <w:pStyle w:val="Ttulo2"/>
+        <w:rPr>
+          <w:rFonts w:ascii="Times New Roman" w:hAnsi="Times New Roman" w:cs="Times New Roman"/>
+          <w:sz w:val="24"/>
+          <w:szCs w:val="24"/>
+          <w:lang w:val="es-GT"/>
+        </w:rPr>
+      </w:pPr>
+    </w:p>
+    <w:p>
+      <w:pPr>
+        <w:pStyle w:val="Ttulo2"/>
+        <w:rPr>
+          <w:rFonts w:ascii="Times New Roman" w:hAnsi="Times New Roman" w:cs="Times New Roman"/>
+          <w:sz w:val="24"/>
+          <w:szCs w:val="24"/>
+          <w:lang w:val="es-GT"/>
+        </w:rPr>
+      </w:pPr>
+    </w:p>
+    <w:p>
+      <w:pPr>
+        <w:pStyle w:val="Ttulo2"/>
+        <w:rPr>
+          <w:rFonts w:ascii="Times New Roman" w:hAnsi="Times New Roman" w:cs="Times New Roman"/>
+          <w:sz w:val="24"/>
+          <w:szCs w:val="24"/>
+          <w:lang w:val="es-GT"/>
+        </w:rPr>
+      </w:pPr>
+    </w:p>
+    <w:p>
+      <w:pPr>
+        <w:pStyle w:val="Ttulo2"/>
+        <w:rPr>
+          <w:rFonts w:ascii="Times New Roman" w:hAnsi="Times New Roman" w:cs="Times New Roman"/>
+          <w:sz w:val="24"/>
+          <w:szCs w:val="24"/>
+          <w:lang w:val="es-GT"/>
+        </w:rPr>
+      </w:pPr>
       <w:r>
         <w:rPr>
           <w:rFonts w:ascii="Times New Roman" w:hAnsi="Times New Roman" w:cs="Times New Roman"/>
@@ -2426,13 +2629,17 @@
       </w:pPr>
       <w:r>
         <w:rPr>
+          <w:rFonts w:ascii="Times New Roman" w:hAnsi="Times New Roman" w:cs="Times New Roman"/>
           <w:noProof/>
+          <w:sz w:val="24"/>
+          <w:szCs w:val="24"/>
+          <w:lang w:val="es-GT"/>
         </w:rPr>
         <w:drawing>
-          <wp:inline distT="0" distB="0" distL="0" distR="0" wp14:anchorId="505CB710" wp14:editId="48EE3444">
-            <wp:extent cx="5943600" cy="1415415"/>
-            <wp:effectExtent l="0" t="0" r="0" b="0"/>
-            <wp:docPr id="1578263387" name="Picture 4" descr="KPI 7 - Kpi7-clientes-mes"/>
+          <wp:inline distT="0" distB="0" distL="0" distR="0" wp14:anchorId="43E73DAA" wp14:editId="688F744C">
+            <wp:extent cx="6102765" cy="2029691"/>
+            <wp:effectExtent l="0" t="0" r="0" b="8890"/>
+            <wp:docPr id="1195045288" name="Imagen 1"/>
             <wp:cNvGraphicFramePr>
               <a:graphicFrameLocks xmlns:a="http://schemas.openxmlformats.org/drawingml/2006/main" noChangeAspect="1"/>
             </wp:cNvGraphicFramePr>
@@ -2440,36 +2647,23 @@
               <a:graphicData uri="http://schemas.openxmlformats.org/drawingml/2006/picture">
                 <pic:pic xmlns:pic="http://schemas.openxmlformats.org/drawingml/2006/picture">
                   <pic:nvPicPr>
-                    <pic:cNvPr id="0" name="Picture 7" descr="KPI 7 - Kpi7-clientes-mes"/>
-                    <pic:cNvPicPr>
-                      <a:picLocks noChangeAspect="1" noChangeArrowheads="1"/>
-                    </pic:cNvPicPr>
+                    <pic:cNvPr id="1195045288" name=""/>
+                    <pic:cNvPicPr/>
                   </pic:nvPicPr>
                   <pic:blipFill>
-                    <a:blip r:embed="rId20">
-                      <a:extLst>
-                        <a:ext uri="{28A0092B-C50C-407E-A947-70E740481C1C}">
-                          <a14:useLocalDpi xmlns:a14="http://schemas.microsoft.com/office/drawing/2010/main" val="0"/>
-                        </a:ext>
-                      </a:extLst>
-                    </a:blip>
-                    <a:srcRect/>
+                    <a:blip r:embed="rId20"/>
                     <a:stretch>
                       <a:fillRect/>
                     </a:stretch>
                   </pic:blipFill>
-                  <pic:spPr bwMode="auto">
+                  <pic:spPr>
                     <a:xfrm>
                       <a:off x="0" y="0"/>
-                      <a:ext cx="5943600" cy="1415415"/>
+                      <a:ext cx="6109841" cy="2032044"/>
                     </a:xfrm>
                     <a:prstGeom prst="rect">
                       <a:avLst/>
                     </a:prstGeom>
-                    <a:noFill/>
-                    <a:ln>
-                      <a:noFill/>
-                    </a:ln>
                   </pic:spPr>
                 </pic:pic>
               </a:graphicData>
@@ -2495,29 +2689,30 @@
           <w:szCs w:val="24"/>
           <w:lang w:val="es-GT"/>
         </w:rPr>
-        <w:lastRenderedPageBreak/>
         <w:t>Consulta SQL:</w:t>
       </w:r>
     </w:p>
     <w:p>
       <w:pPr>
         <w:pStyle w:val="Ttulo3"/>
-        <w:rPr>
-          <w:rFonts w:ascii="Times New Roman" w:hAnsi="Times New Roman" w:cs="Times New Roman"/>
-          <w:lang w:val="es-GT"/>
-        </w:rPr>
-      </w:pPr>
-      <w:r>
+        <w:jc w:val="center"/>
         <w:rPr>
           <w:rFonts w:ascii="Times New Roman" w:hAnsi="Times New Roman" w:cs="Times New Roman"/>
           <w:noProof/>
           <w:lang w:val="es-GT"/>
         </w:rPr>
+      </w:pPr>
+      <w:r>
+        <w:rPr>
+          <w:rFonts w:ascii="Times New Roman" w:hAnsi="Times New Roman" w:cs="Times New Roman"/>
+          <w:noProof/>
+          <w:lang w:val="es-GT"/>
+        </w:rPr>
         <w:drawing>
-          <wp:inline distT="0" distB="0" distL="0" distR="0" wp14:anchorId="238B9F18" wp14:editId="3E6310FE">
-            <wp:extent cx="5363323" cy="1905266"/>
-            <wp:effectExtent l="0" t="0" r="0" b="0"/>
-            <wp:docPr id="1816855446" name="Picture 1"/>
+          <wp:inline distT="0" distB="0" distL="0" distR="0" wp14:anchorId="2A477E4F" wp14:editId="13C56635">
+            <wp:extent cx="4732430" cy="1615580"/>
+            <wp:effectExtent l="0" t="0" r="0" b="3810"/>
+            <wp:docPr id="758293825" name="Imagen 1"/>
             <wp:cNvGraphicFramePr>
               <a:graphicFrameLocks xmlns:a="http://schemas.openxmlformats.org/drawingml/2006/main" noChangeAspect="1"/>
             </wp:cNvGraphicFramePr>
@@ -2525,7 +2720,7 @@
               <a:graphicData uri="http://schemas.openxmlformats.org/drawingml/2006/picture">
                 <pic:pic xmlns:pic="http://schemas.openxmlformats.org/drawingml/2006/picture">
                   <pic:nvPicPr>
-                    <pic:cNvPr id="1816855446" name=""/>
+                    <pic:cNvPr id="758293825" name=""/>
                     <pic:cNvPicPr/>
                   </pic:nvPicPr>
                   <pic:blipFill>
@@ -2537,7 +2732,7 @@
                   <pic:spPr>
                     <a:xfrm>
                       <a:off x="0" y="0"/>
-                      <a:ext cx="5363323" cy="1905266"/>
+                      <a:ext cx="4732430" cy="1615580"/>
                     </a:xfrm>
                     <a:prstGeom prst="rect">
                       <a:avLst/>
@@ -2555,6 +2750,7 @@
         <w:pStyle w:val="Ttulo3"/>
         <w:rPr>
           <w:rFonts w:ascii="Times New Roman" w:hAnsi="Times New Roman" w:cs="Times New Roman"/>
+          <w:noProof/>
           <w:lang w:val="es-GT"/>
         </w:rPr>
       </w:pPr>
@@ -2564,15 +2760,7 @@
         <w:pStyle w:val="Ttulo3"/>
         <w:rPr>
           <w:rFonts w:ascii="Times New Roman" w:hAnsi="Times New Roman" w:cs="Times New Roman"/>
-          <w:lang w:val="es-GT"/>
-        </w:rPr>
-      </w:pPr>
-    </w:p>
-    <w:p>
-      <w:pPr>
-        <w:pStyle w:val="Ttulo3"/>
-        <w:rPr>
-          <w:rFonts w:ascii="Times New Roman" w:hAnsi="Times New Roman" w:cs="Times New Roman"/>
+          <w:noProof/>
           <w:lang w:val="es-GT"/>
         </w:rPr>
       </w:pPr>
@@ -2819,7 +3007,6 @@
           <w:sz w:val="24"/>
           <w:szCs w:val="24"/>
         </w:rPr>
-        <w:lastRenderedPageBreak/>
         <w:drawing>
           <wp:inline distT="0" distB="0" distL="0" distR="0" wp14:anchorId="63A0D835" wp14:editId="2C936470">
             <wp:extent cx="5553850" cy="2438740"/>
@@ -2886,7 +3073,6 @@
           <w:rFonts w:ascii="Times New Roman" w:hAnsi="Times New Roman" w:cs="Times New Roman"/>
           <w:lang w:val="es-GT"/>
         </w:rPr>
-        <w:lastRenderedPageBreak/>
         <w:t>KPI 3 — ARPU Mensual por Segmento</w:t>
       </w:r>
     </w:p>
@@ -2998,7 +3184,7 @@
           <w:noProof/>
         </w:rPr>
         <w:drawing>
-          <wp:inline distT="0" distB="0" distL="0" distR="0" wp14:anchorId="43675FBF" wp14:editId="06DFFBE0">
+          <wp:inline distT="0" distB="0" distL="0" distR="0" wp14:anchorId="43675FBF" wp14:editId="188434EC">
             <wp:extent cx="5943600" cy="1988820"/>
             <wp:effectExtent l="0" t="0" r="0" b="0"/>
             <wp:docPr id="1164681302" name="Picture 7" descr="KPI 9 - ARPU mensual por segmento"/>
@@ -3146,7 +3332,6 @@
           <w:rFonts w:ascii="Times New Roman" w:hAnsi="Times New Roman" w:cs="Times New Roman"/>
           <w:lang w:val="es-GT"/>
         </w:rPr>
-        <w:lastRenderedPageBreak/>
         <w:t xml:space="preserve">KPI 4 — </w:t>
       </w:r>
       <w:proofErr w:type="gramStart"/>
@@ -3294,9 +3479,9 @@
           <w:noProof/>
         </w:rPr>
         <w:drawing>
-          <wp:inline distT="0" distB="0" distL="0" distR="0" wp14:anchorId="0156020A" wp14:editId="4F262ED8">
-            <wp:extent cx="5943600" cy="3331210"/>
-            <wp:effectExtent l="0" t="0" r="0" b="2540"/>
+          <wp:inline distT="0" distB="0" distL="0" distR="0" wp14:anchorId="0156020A" wp14:editId="6274ED5F">
+            <wp:extent cx="5943600" cy="2957830"/>
+            <wp:effectExtent l="0" t="0" r="0" b="0"/>
             <wp:docPr id="1643758376" name="Picture 8" descr="KPI 4 - Ticket Promedio por Segmento"/>
             <wp:cNvGraphicFramePr>
               <a:graphicFrameLocks xmlns:a="http://schemas.openxmlformats.org/drawingml/2006/main" noChangeAspect="1"/>
@@ -3310,7 +3495,7 @@
                       <a:picLocks noChangeAspect="1" noChangeArrowheads="1"/>
                     </pic:cNvPicPr>
                   </pic:nvPicPr>
-                  <pic:blipFill>
+                  <pic:blipFill rotWithShape="1">
                     <a:blip r:embed="rId26" cstate="print">
                       <a:extLst>
                         <a:ext uri="{28A0092B-C50C-407E-A947-70E740481C1C}">
@@ -3318,7 +3503,7 @@
                         </a:ext>
                       </a:extLst>
                     </a:blip>
-                    <a:srcRect/>
+                    <a:srcRect t="11209"/>
                     <a:stretch>
                       <a:fillRect/>
                     </a:stretch>
@@ -3326,7 +3511,7 @@
                   <pic:spPr bwMode="auto">
                     <a:xfrm>
                       <a:off x="0" y="0"/>
-                      <a:ext cx="5943600" cy="3331210"/>
+                      <a:ext cx="5943600" cy="2957830"/>
                     </a:xfrm>
                     <a:prstGeom prst="rect">
                       <a:avLst/>
@@ -3335,6 +3520,11 @@
                     <a:ln>
                       <a:noFill/>
                     </a:ln>
+                    <a:extLst>
+                      <a:ext uri="{53640926-AAD7-44D8-BBD7-CCE9431645EC}">
+                        <a14:shadowObscured xmlns:a14="http://schemas.microsoft.com/office/drawing/2010/main"/>
+                      </a:ext>
+                    </a:extLst>
                   </pic:spPr>
                 </pic:pic>
               </a:graphicData>
@@ -3432,12 +3622,29 @@
           <w:lang w:val="es-GT"/>
         </w:rPr>
       </w:pPr>
-      <w:r>
-        <w:rPr>
-          <w:rFonts w:ascii="Times New Roman" w:hAnsi="Times New Roman" w:cs="Times New Roman"/>
-          <w:lang w:val="es-GT"/>
-        </w:rPr>
-        <w:lastRenderedPageBreak/>
+    </w:p>
+    <w:p>
+      <w:pPr>
+        <w:pStyle w:val="Ttulo3"/>
+        <w:rPr>
+          <w:rFonts w:ascii="Times New Roman" w:hAnsi="Times New Roman" w:cs="Times New Roman"/>
+          <w:lang w:val="es-GT"/>
+        </w:rPr>
+      </w:pPr>
+    </w:p>
+    <w:p>
+      <w:pPr>
+        <w:pStyle w:val="Ttulo3"/>
+        <w:rPr>
+          <w:rFonts w:ascii="Times New Roman" w:hAnsi="Times New Roman" w:cs="Times New Roman"/>
+          <w:lang w:val="es-GT"/>
+        </w:rPr>
+      </w:pPr>
+      <w:r>
+        <w:rPr>
+          <w:rFonts w:ascii="Times New Roman" w:hAnsi="Times New Roman" w:cs="Times New Roman"/>
+          <w:lang w:val="es-GT"/>
+        </w:rPr>
         <w:t>KPI 5 — Tendencia de Ventas Mensual con Crecimiento MoM</w:t>
       </w:r>
     </w:p>
@@ -3610,8 +3817,8 @@
           <w:noProof/>
         </w:rPr>
         <w:drawing>
-          <wp:inline distT="0" distB="0" distL="0" distR="0" wp14:anchorId="2939FBE1" wp14:editId="190425AD">
-            <wp:extent cx="5356860" cy="3010372"/>
+          <wp:inline distT="0" distB="0" distL="0" distR="0" wp14:anchorId="2939FBE1" wp14:editId="642BB701">
+            <wp:extent cx="5356021" cy="2674620"/>
             <wp:effectExtent l="0" t="0" r="0" b="0"/>
             <wp:docPr id="761999785" name="Picture 9" descr="KPI 5 - Tendencia MoM"/>
             <wp:cNvGraphicFramePr>
@@ -3626,7 +3833,7 @@
                       <a:picLocks noChangeAspect="1" noChangeArrowheads="1"/>
                     </pic:cNvPicPr>
                   </pic:nvPicPr>
-                  <pic:blipFill>
+                  <pic:blipFill rotWithShape="1">
                     <a:blip r:embed="rId28" cstate="print">
                       <a:extLst>
                         <a:ext uri="{28A0092B-C50C-407E-A947-70E740481C1C}">
@@ -3634,7 +3841,7 @@
                         </a:ext>
                       </a:extLst>
                     </a:blip>
-                    <a:srcRect/>
+                    <a:srcRect t="11140"/>
                     <a:stretch>
                       <a:fillRect/>
                     </a:stretch>
@@ -3642,7 +3849,7 @@
                   <pic:spPr bwMode="auto">
                     <a:xfrm>
                       <a:off x="0" y="0"/>
-                      <a:ext cx="5362263" cy="3013408"/>
+                      <a:ext cx="5362263" cy="2677737"/>
                     </a:xfrm>
                     <a:prstGeom prst="rect">
                       <a:avLst/>
@@ -3651,6 +3858,11 @@
                     <a:ln>
                       <a:noFill/>
                     </a:ln>
+                    <a:extLst>
+                      <a:ext uri="{53640926-AAD7-44D8-BBD7-CCE9431645EC}">
+                        <a14:shadowObscured xmlns:a14="http://schemas.microsoft.com/office/drawing/2010/main"/>
+                      </a:ext>
+                    </a:extLst>
                   </pic:spPr>
                 </pic:pic>
               </a:graphicData>
@@ -3741,12 +3953,20 @@
           <w:lang w:val="es-GT"/>
         </w:rPr>
       </w:pPr>
-      <w:r>
-        <w:rPr>
-          <w:rFonts w:ascii="Times New Roman" w:hAnsi="Times New Roman" w:cs="Times New Roman"/>
-          <w:lang w:val="es-GT"/>
-        </w:rPr>
-        <w:lastRenderedPageBreak/>
+    </w:p>
+    <w:p>
+      <w:pPr>
+        <w:pStyle w:val="Ttulo3"/>
+        <w:rPr>
+          <w:rFonts w:ascii="Times New Roman" w:hAnsi="Times New Roman" w:cs="Times New Roman"/>
+          <w:lang w:val="es-GT"/>
+        </w:rPr>
+      </w:pPr>
+      <w:r>
+        <w:rPr>
+          <w:rFonts w:ascii="Times New Roman" w:hAnsi="Times New Roman" w:cs="Times New Roman"/>
+          <w:lang w:val="es-GT"/>
+        </w:rPr>
         <w:t>KPI 6 — Participación de Ingresos por Canal de Venta</w:t>
       </w:r>
     </w:p>
@@ -3858,9 +4078,9 @@
           <w:noProof/>
         </w:rPr>
         <w:drawing>
-          <wp:inline distT="0" distB="0" distL="0" distR="0" wp14:anchorId="4795C9B5" wp14:editId="56BFD967">
-            <wp:extent cx="5943600" cy="3340100"/>
-            <wp:effectExtent l="0" t="0" r="0" b="0"/>
+          <wp:inline distT="0" distB="0" distL="0" distR="0" wp14:anchorId="4795C9B5" wp14:editId="12136BD6">
+            <wp:extent cx="5943600" cy="2966720"/>
+            <wp:effectExtent l="0" t="0" r="0" b="5080"/>
             <wp:docPr id="394806862" name="Picture 10" descr="KPI 6 - Participación por Canal"/>
             <wp:cNvGraphicFramePr>
               <a:graphicFrameLocks xmlns:a="http://schemas.openxmlformats.org/drawingml/2006/main" noChangeAspect="1"/>
@@ -3874,7 +4094,7 @@
                       <a:picLocks noChangeAspect="1" noChangeArrowheads="1"/>
                     </pic:cNvPicPr>
                   </pic:nvPicPr>
-                  <pic:blipFill>
+                  <pic:blipFill rotWithShape="1">
                     <a:blip r:embed="rId30" cstate="print">
                       <a:extLst>
                         <a:ext uri="{28A0092B-C50C-407E-A947-70E740481C1C}">
@@ -3882,7 +4102,7 @@
                         </a:ext>
                       </a:extLst>
                     </a:blip>
-                    <a:srcRect/>
+                    <a:srcRect t="11179"/>
                     <a:stretch>
                       <a:fillRect/>
                     </a:stretch>
@@ -3890,7 +4110,7 @@
                   <pic:spPr bwMode="auto">
                     <a:xfrm>
                       <a:off x="0" y="0"/>
-                      <a:ext cx="5943600" cy="3340100"/>
+                      <a:ext cx="5943600" cy="2966720"/>
                     </a:xfrm>
                     <a:prstGeom prst="rect">
                       <a:avLst/>
@@ -3899,6 +4119,11 @@
                     <a:ln>
                       <a:noFill/>
                     </a:ln>
+                    <a:extLst>
+                      <a:ext uri="{53640926-AAD7-44D8-BBD7-CCE9431645EC}">
+                        <a14:shadowObscured xmlns:a14="http://schemas.microsoft.com/office/drawing/2010/main"/>
+                      </a:ext>
+                    </a:extLst>
                   </pic:spPr>
                 </pic:pic>
               </a:graphicData>
@@ -4610,6 +4835,7 @@
   <w:style w:type="character" w:default="1" w:styleId="Fuentedeprrafopredeter">
     <w:name w:val="Default Paragraph Font"/>
     <w:uiPriority w:val="1"/>
+    <w:semiHidden/>
     <w:unhideWhenUsed/>
   </w:style>
   <w:style w:type="table" w:default="1" w:styleId="Tablanormal">
